--- a/assets/Luis Rodolfo Arias.docx
+++ b/assets/Luis Rodolfo Arias.docx
@@ -78,7 +78,7 @@
             <w:rStyle w:val="Hyperlink"/>
             <w:lang w:val="en-US"/>
           </w:rPr>
-          <w:t>https://luis-nunez-code.github.io/Luis-Nunez-code.github-io/</w:t>
+          <w:t>https://luaria-dev.github.io/</w:t>
         </w:r>
       </w:hyperlink>
     </w:p>
@@ -402,18 +402,7 @@
           <w:lang w:val="en-US"/>
         </w:rPr>
         <w:br/>
-      </w:r>
-      <w:r>
-        <w:rPr>
-          <w:lang w:val="en-US"/>
-        </w:rPr>
-        <w:t>San Jose</w:t>
-      </w:r>
-      <w:r>
-        <w:rPr>
-          <w:lang w:val="en-US"/>
-        </w:rPr>
-        <w:t>, Costa Rica</w:t>
+        <w:t>San Jose, Costa Rica</w:t>
         <w:br/>
         <w:t>Feb 2026 – Present</w:t>
       </w:r>
@@ -494,39 +483,7 @@
           <w:bCs w:val="false"/>
           <w:lang w:val="en-US"/>
         </w:rPr>
-        <w:t xml:space="preserve">Python, </w:t>
-      </w:r>
-      <w:r>
-        <w:rPr>
-          <w:b w:val="false"/>
-          <w:bCs w:val="false"/>
-          <w:lang w:val="en-US"/>
-        </w:rPr>
-        <w:t>Looker</w:t>
-      </w:r>
-      <w:r>
-        <w:rPr>
-          <w:b w:val="false"/>
-          <w:bCs w:val="false"/>
-          <w:lang w:val="en-US"/>
-        </w:rPr>
-        <w:t xml:space="preserve">, </w:t>
-      </w:r>
-      <w:r>
-        <w:rPr>
-          <w:b w:val="false"/>
-          <w:bCs w:val="false"/>
-          <w:lang w:val="en-US"/>
-        </w:rPr>
-        <w:t>Ecel</w:t>
-      </w:r>
-      <w:r>
-        <w:rPr>
-          <w:b w:val="false"/>
-          <w:bCs w:val="false"/>
-          <w:lang w:val="en-US"/>
-        </w:rPr>
-        <w:t>, Power BI (DAX)</w:t>
+        <w:t>Python, Looker, Ecel, Power BI (DAX)</w:t>
       </w:r>
     </w:p>
     <w:p>
@@ -3846,6 +3803,7 @@
     <w:qFormat/>
     <w:pPr>
       <w:widowControl/>
+      <w:suppressAutoHyphens w:val="true"/>
       <w:bidi w:val="0"/>
       <w:spacing w:lineRule="auto" w:line="276" w:before="0" w:after="160"/>
       <w:jc w:val="left"/>

--- a/assets/Luis Rodolfo Arias.docx
+++ b/assets/Luis Rodolfo Arias.docx
@@ -1,10 +1,9 @@
 
 <file path=word/document.xml><?xml version="1.0" encoding="utf-8"?>
-<w:document xmlns:o="urn:schemas-microsoft-com:office:office" xmlns:r="http://schemas.openxmlformats.org/officeDocument/2006/relationships" xmlns:v="urn:schemas-microsoft-com:vml" xmlns:w="http://schemas.openxmlformats.org/wordprocessingml/2006/main" xmlns:w10="urn:schemas-microsoft-com:office:word" xmlns:wp="http://schemas.openxmlformats.org/drawingml/2006/wordprocessingDrawing" xmlns:wps="http://schemas.microsoft.com/office/word/2010/wordprocessingShape" xmlns:wpg="http://schemas.microsoft.com/office/word/2010/wordprocessingGroup" xmlns:mc="http://schemas.openxmlformats.org/markup-compatibility/2006" xmlns:wp14="http://schemas.microsoft.com/office/word/2010/wordprocessingDrawing" xmlns:w14="http://schemas.microsoft.com/office/word/2010/wordml" xmlns:w15="http://schemas.microsoft.com/office/word/2012/wordml" mc:Ignorable="w14 wp14 w15">
+<w:document xmlns:wpc="http://schemas.microsoft.com/office/word/2010/wordprocessingCanvas" xmlns:cx="http://schemas.microsoft.com/office/drawing/2014/chartex" xmlns:cx1="http://schemas.microsoft.com/office/drawing/2015/9/8/chartex" xmlns:cx2="http://schemas.microsoft.com/office/drawing/2015/10/21/chartex" xmlns:cx3="http://schemas.microsoft.com/office/drawing/2016/5/9/chartex" xmlns:cx4="http://schemas.microsoft.com/office/drawing/2016/5/10/chartex" xmlns:cx5="http://schemas.microsoft.com/office/drawing/2016/5/11/chartex" xmlns:cx6="http://schemas.microsoft.com/office/drawing/2016/5/12/chartex" xmlns:cx7="http://schemas.microsoft.com/office/drawing/2016/5/13/chartex" xmlns:cx8="http://schemas.microsoft.com/office/drawing/2016/5/14/chartex" xmlns:mc="http://schemas.openxmlformats.org/markup-compatibility/2006" xmlns:aink="http://schemas.microsoft.com/office/drawing/2016/ink" xmlns:am3d="http://schemas.microsoft.com/office/drawing/2017/model3d" xmlns:o="urn:schemas-microsoft-com:office:office" xmlns:oel="http://schemas.microsoft.com/office/2019/extlst" xmlns:r="http://schemas.openxmlformats.org/officeDocument/2006/relationships" xmlns:m="http://schemas.openxmlformats.org/officeDocument/2006/math" xmlns:v="urn:schemas-microsoft-com:vml" xmlns:wp14="http://schemas.microsoft.com/office/word/2010/wordprocessingDrawing" xmlns:wp="http://schemas.openxmlformats.org/drawingml/2006/wordprocessingDrawing" xmlns:w10="urn:schemas-microsoft-com:office:word" xmlns:w="http://schemas.openxmlformats.org/wordprocessingml/2006/main" xmlns:w14="http://schemas.microsoft.com/office/word/2010/wordml" xmlns:w15="http://schemas.microsoft.com/office/word/2012/wordml" xmlns:w16cex="http://schemas.microsoft.com/office/word/2018/wordml/cex" xmlns:w16cid="http://schemas.microsoft.com/office/word/2016/wordml/cid" xmlns:w16="http://schemas.microsoft.com/office/word/2018/wordml" xmlns:w16du="http://schemas.microsoft.com/office/word/2023/wordml/word16du" xmlns:w16sdtdh="http://schemas.microsoft.com/office/word/2020/wordml/sdtdatahash" xmlns:w16sdtfl="http://schemas.microsoft.com/office/word/2024/wordml/sdtformatlock" xmlns:w16se="http://schemas.microsoft.com/office/word/2015/wordml/symex" xmlns:wpg="http://schemas.microsoft.com/office/word/2010/wordprocessingGroup" xmlns:wpi="http://schemas.microsoft.com/office/word/2010/wordprocessingInk" xmlns:wne="http://schemas.microsoft.com/office/word/2006/wordml" xmlns:wps="http://schemas.microsoft.com/office/word/2010/wordprocessingShape" mc:Ignorable="w14 w15 w16se w16cid w16 w16cex w16sdtdh w16sdtfl w16du wp14">
   <w:body>
     <w:p>
       <w:pPr>
-        <w:pStyle w:val="Normal"/>
         <w:rPr>
           <w:b/>
           <w:bCs/>
@@ -22,7 +21,6 @@
     </w:p>
     <w:p>
       <w:pPr>
-        <w:pStyle w:val="Normal"/>
         <w:rPr>
           <w:lang w:val="en-US"/>
         </w:rPr>
@@ -38,7 +36,6 @@
     </w:p>
     <w:p>
       <w:pPr>
-        <w:pStyle w:val="Normal"/>
         <w:rPr>
           <w:lang w:val="en-US"/>
         </w:rPr>
@@ -49,7 +46,7 @@
         </w:rPr>
         <w:t xml:space="preserve">LinkedIn: </w:t>
       </w:r>
-      <w:hyperlink r:id="rId2">
+      <w:hyperlink r:id="rId5">
         <w:r>
           <w:rPr>
             <w:rStyle w:val="Hyperlink"/>
@@ -61,7 +58,6 @@
     </w:p>
     <w:p>
       <w:pPr>
-        <w:pStyle w:val="Normal"/>
         <w:rPr>
           <w:lang w:val="en-US"/>
         </w:rPr>
@@ -72,7 +68,7 @@
         </w:rPr>
         <w:t xml:space="preserve">Web-page: </w:t>
       </w:r>
-      <w:hyperlink r:id="rId3">
+      <w:hyperlink r:id="rId6">
         <w:r>
           <w:rPr>
             <w:rStyle w:val="Hyperlink"/>
@@ -84,30 +80,6 @@
     </w:p>
     <w:p>
       <w:pPr>
-        <w:pStyle w:val="Normal"/>
-        <w:rPr>
-          <w:lang w:val="en-US"/>
-        </w:rPr>
-      </w:pPr>
-      <w:r>
-        <w:rPr>
-          <w:lang w:val="en-US"/>
-        </w:rPr>
-        <w:t xml:space="preserve">Curriculum-PDF-for-humans: </w:t>
-      </w:r>
-      <w:hyperlink r:id="rId4">
-        <w:r>
-          <w:rPr>
-            <w:rStyle w:val="Hyperlink"/>
-            <w:lang w:val="en-US"/>
-          </w:rPr>
-          <w:t>https://luis-nunez-code.github.io/Luis-Nunez-code.github-io/assets/Luis%20Arias.pdf</w:t>
-        </w:r>
-      </w:hyperlink>
-    </w:p>
-    <w:p>
-      <w:pPr>
-        <w:pStyle w:val="Normal"/>
         <w:rPr>
           <w:lang w:val="en-US"/>
         </w:rPr>
@@ -117,17 +89,31 @@
           <w:lang w:val="en-US"/>
         </w:rPr>
         <w:t>Location: Santa Ana, San José, Costa Rica</w:t>
+      </w:r>
+      <w:r>
+        <w:rPr>
+          <w:lang w:val="en-US"/>
+        </w:rPr>
         <w:br/>
         <w:t>Email: luisrodolfoarias@outlook.es</w:t>
+      </w:r>
+      <w:r>
+        <w:rPr>
+          <w:lang w:val="en-US"/>
+        </w:rPr>
         <w:br/>
         <w:t>Phone: +506 8990 1000</w:t>
+      </w:r>
+      <w:r>
+        <w:rPr>
+          <w:lang w:val="en-US"/>
+        </w:rPr>
         <w:br/>
         <w:t>Driver’s License: B1</w:t>
       </w:r>
     </w:p>
     <w:p>
       <w:pPr>
-        <w:pStyle w:val="Normal"/>
         <w:rPr>
           <w:lang w:val="en-US"/>
         </w:rPr>
@@ -137,22 +123,24 @@
           <w:lang w:val="en-US"/>
         </w:rPr>
         <w:t>Languages:</w:t>
+      </w:r>
+      <w:r>
+        <w:rPr>
+          <w:lang w:val="en-US"/>
+        </w:rPr>
         <w:br/>
         <w:t>Spanish (Native) | English (C1)</w:t>
       </w:r>
     </w:p>
     <w:p>
       <w:pPr>
-        <w:pStyle w:val="Normal"/>
-        <w:rPr/>
-      </w:pPr>
-      <w:r>
-        <w:rPr/>
-      </w:r>
-    </w:p>
-    <w:p>
-      <w:pPr>
-        <w:pStyle w:val="Normal"/>
+        <w:rPr>
+          <w:lang w:val="en-US"/>
+        </w:rPr>
+      </w:pPr>
+    </w:p>
+    <w:p>
+      <w:pPr>
         <w:rPr>
           <w:b/>
           <w:bCs/>
@@ -170,7 +158,6 @@
     </w:p>
     <w:p>
       <w:pPr>
-        <w:pStyle w:val="Normal"/>
         <w:rPr>
           <w:lang w:val="en-US"/>
         </w:rPr>
@@ -184,7 +171,6 @@
     </w:p>
     <w:p>
       <w:pPr>
-        <w:pStyle w:val="Normal"/>
         <w:rPr>
           <w:lang w:val="en-US"/>
         </w:rPr>
@@ -198,16 +184,13 @@
     </w:p>
     <w:p>
       <w:pPr>
-        <w:pStyle w:val="Normal"/>
-        <w:rPr/>
-      </w:pPr>
-      <w:r>
-        <w:rPr/>
-      </w:r>
-    </w:p>
-    <w:p>
-      <w:pPr>
-        <w:pStyle w:val="Normal"/>
+        <w:rPr>
+          <w:lang w:val="en-US"/>
+        </w:rPr>
+      </w:pPr>
+    </w:p>
+    <w:p>
+      <w:pPr>
         <w:rPr>
           <w:b/>
           <w:bCs/>
@@ -223,146 +206,113 @@
     </w:p>
     <w:p>
       <w:pPr>
-        <w:pStyle w:val="Normal"/>
         <w:numPr>
           <w:ilvl w:val="0"/>
           <w:numId w:val="1"/>
         </w:numPr>
-        <w:rPr/>
-      </w:pPr>
-      <w:r>
-        <w:rPr/>
+      </w:pPr>
+      <w:r>
         <w:t>Data Analysis and Reporting</w:t>
       </w:r>
     </w:p>
     <w:p>
       <w:pPr>
-        <w:pStyle w:val="Normal"/>
         <w:numPr>
           <w:ilvl w:val="0"/>
           <w:numId w:val="1"/>
         </w:numPr>
-        <w:rPr/>
-      </w:pPr>
-      <w:r>
-        <w:rPr/>
+      </w:pPr>
+      <w:r>
         <w:t>Business Intelligence and KPI Tracking</w:t>
       </w:r>
     </w:p>
     <w:p>
       <w:pPr>
-        <w:pStyle w:val="Normal"/>
         <w:numPr>
           <w:ilvl w:val="0"/>
           <w:numId w:val="1"/>
         </w:numPr>
-        <w:rPr/>
-      </w:pPr>
-      <w:r>
-        <w:rPr/>
+      </w:pPr>
+      <w:r>
         <w:t>Sales Pipeline Analysis and Optimization</w:t>
       </w:r>
     </w:p>
     <w:p>
       <w:pPr>
-        <w:pStyle w:val="Normal"/>
         <w:numPr>
           <w:ilvl w:val="0"/>
           <w:numId w:val="1"/>
         </w:numPr>
-        <w:rPr/>
-      </w:pPr>
-      <w:r>
-        <w:rPr/>
+      </w:pPr>
+      <w:r>
         <w:t>Predictive Analytics and Trend Analysis</w:t>
       </w:r>
     </w:p>
     <w:p>
       <w:pPr>
-        <w:pStyle w:val="Normal"/>
         <w:numPr>
           <w:ilvl w:val="0"/>
           <w:numId w:val="1"/>
         </w:numPr>
-        <w:rPr/>
-      </w:pPr>
-      <w:r>
-        <w:rPr/>
+      </w:pPr>
+      <w:r>
         <w:t>Process Automation and Optimization</w:t>
       </w:r>
     </w:p>
     <w:p>
       <w:pPr>
-        <w:pStyle w:val="Normal"/>
         <w:numPr>
           <w:ilvl w:val="0"/>
           <w:numId w:val="1"/>
         </w:numPr>
-        <w:rPr/>
-      </w:pPr>
-      <w:r>
-        <w:rPr/>
+      </w:pPr>
+      <w:r>
         <w:t>Data-Driven Decision Making</w:t>
       </w:r>
     </w:p>
     <w:p>
       <w:pPr>
-        <w:pStyle w:val="Normal"/>
         <w:numPr>
           <w:ilvl w:val="0"/>
           <w:numId w:val="1"/>
         </w:numPr>
-        <w:rPr/>
-      </w:pPr>
-      <w:r>
-        <w:rPr/>
+      </w:pPr>
+      <w:r>
         <w:t>Stakeholder Communication</w:t>
       </w:r>
     </w:p>
     <w:p>
       <w:pPr>
-        <w:pStyle w:val="Normal"/>
         <w:numPr>
           <w:ilvl w:val="0"/>
           <w:numId w:val="1"/>
         </w:numPr>
-        <w:rPr/>
-      </w:pPr>
-      <w:r>
-        <w:rPr/>
+      </w:pPr>
+      <w:r>
         <w:t>Continuous Improvement</w:t>
       </w:r>
     </w:p>
-    <w:p>
-      <w:pPr>
-        <w:pStyle w:val="Normal"/>
-        <w:rPr/>
-      </w:pPr>
-      <w:r>
-        <w:rPr/>
-      </w:r>
-    </w:p>
-    <w:p>
-      <w:pPr>
-        <w:pStyle w:val="Normal"/>
-        <w:rPr>
-          <w:b/>
-          <w:bCs/>
-          <w:lang w:val="en-US"/>
-        </w:rPr>
-      </w:pPr>
-      <w:r>
-        <w:rPr>
-          <w:b/>
-          <w:bCs/>
-          <w:lang w:val="en-US"/>
-        </w:rPr>
+    <w:p/>
+    <w:p>
+      <w:pPr>
+        <w:rPr>
+          <w:b/>
+          <w:bCs/>
+          <w:lang w:val="en-US"/>
+        </w:rPr>
+      </w:pPr>
+      <w:r>
+        <w:rPr>
+          <w:b/>
+          <w:bCs/>
+          <w:lang w:val="en-US"/>
+        </w:rPr>
+        <w:lastRenderedPageBreak/>
         <w:t>PROFESSIONAL EXPERIENCE</w:t>
       </w:r>
     </w:p>
     <w:p>
       <w:pPr>
-        <w:pStyle w:val="Normal"/>
         <w:rPr>
           <w:b/>
           <w:bCs/>
@@ -384,7 +334,6 @@
     </w:p>
     <w:p>
       <w:pPr>
-        <w:pStyle w:val="Normal"/>
         <w:rPr>
           <w:lang w:val="en-US"/>
         </w:rPr>
@@ -403,13 +352,17 @@
         </w:rPr>
         <w:br/>
         <w:t>San Jose, Costa Rica</w:t>
+      </w:r>
+      <w:r>
+        <w:rPr>
+          <w:lang w:val="en-US"/>
+        </w:rPr>
         <w:br/>
         <w:t>Feb 2026 – Present</w:t>
       </w:r>
     </w:p>
     <w:p>
       <w:pPr>
-        <w:pStyle w:val="Normal"/>
         <w:numPr>
           <w:ilvl w:val="0"/>
           <w:numId w:val="2"/>
@@ -427,7 +380,6 @@
     </w:p>
     <w:p>
       <w:pPr>
-        <w:pStyle w:val="Normal"/>
         <w:numPr>
           <w:ilvl w:val="0"/>
           <w:numId w:val="2"/>
@@ -445,7 +397,6 @@
     </w:p>
     <w:p>
       <w:pPr>
-        <w:pStyle w:val="Normal"/>
         <w:numPr>
           <w:ilvl w:val="0"/>
           <w:numId w:val="2"/>
@@ -463,7 +414,6 @@
     </w:p>
     <w:p>
       <w:pPr>
-        <w:pStyle w:val="Normal"/>
         <w:rPr>
           <w:lang w:val="en-US"/>
         </w:rPr>
@@ -475,12 +425,17 @@
           <w:lang w:val="en-US"/>
         </w:rPr>
         <w:t>Tools &amp; Technologies:</w:t>
+      </w:r>
+      <w:r>
+        <w:rPr>
+          <w:b/>
+          <w:bCs/>
+          <w:lang w:val="en-US"/>
+        </w:rPr>
         <w:br/>
       </w:r>
       <w:r>
         <w:rPr>
-          <w:b w:val="false"/>
-          <w:bCs w:val="false"/>
           <w:lang w:val="en-US"/>
         </w:rPr>
         <w:t>Python, Looker, Ecel, Power BI (DAX)</w:t>
@@ -488,7 +443,6 @@
     </w:p>
     <w:p>
       <w:pPr>
-        <w:pStyle w:val="Normal"/>
         <w:rPr>
           <w:b/>
           <w:bCs/>
@@ -510,7 +464,6 @@
     </w:p>
     <w:p>
       <w:pPr>
-        <w:pStyle w:val="Normal"/>
         <w:rPr>
           <w:lang w:val="en-US"/>
         </w:rPr>
@@ -529,13 +482,17 @@
         </w:rPr>
         <w:br/>
         <w:t>Heredia, Costa Rica</w:t>
+      </w:r>
+      <w:r>
+        <w:rPr>
+          <w:lang w:val="en-US"/>
+        </w:rPr>
         <w:br/>
         <w:t>December 2022 –  Feb 2026</w:t>
       </w:r>
     </w:p>
     <w:p>
       <w:pPr>
-        <w:pStyle w:val="Normal"/>
         <w:numPr>
           <w:ilvl w:val="0"/>
           <w:numId w:val="2"/>
@@ -553,7 +510,6 @@
     </w:p>
     <w:p>
       <w:pPr>
-        <w:pStyle w:val="Normal"/>
         <w:numPr>
           <w:ilvl w:val="0"/>
           <w:numId w:val="2"/>
@@ -571,7 +527,6 @@
     </w:p>
     <w:p>
       <w:pPr>
-        <w:pStyle w:val="Normal"/>
         <w:numPr>
           <w:ilvl w:val="0"/>
           <w:numId w:val="2"/>
@@ -588,10 +543,6 @@
       </w:r>
     </w:p>
     <w:p>
-      <w:pPr>
-        <w:pStyle w:val="Normal"/>
-        <w:rPr/>
-      </w:pPr>
       <w:r>
         <w:rPr>
           <w:b/>
@@ -602,7 +553,6 @@
     </w:p>
     <w:p>
       <w:pPr>
-        <w:pStyle w:val="Normal"/>
         <w:numPr>
           <w:ilvl w:val="0"/>
           <w:numId w:val="3"/>
@@ -620,7 +570,6 @@
     </w:p>
     <w:p>
       <w:pPr>
-        <w:pStyle w:val="Normal"/>
         <w:rPr>
           <w:lang w:val="en-US"/>
         </w:rPr>
@@ -643,16 +592,13 @@
     </w:p>
     <w:p>
       <w:pPr>
-        <w:pStyle w:val="Normal"/>
-        <w:rPr/>
-      </w:pPr>
-      <w:r>
-        <w:rPr/>
-      </w:r>
-    </w:p>
-    <w:p>
-      <w:pPr>
-        <w:pStyle w:val="Normal"/>
+        <w:rPr>
+          <w:lang w:val="en-US"/>
+        </w:rPr>
+      </w:pPr>
+    </w:p>
+    <w:p>
+      <w:pPr>
         <w:rPr>
           <w:b/>
           <w:bCs/>
@@ -674,17 +620,17 @@
     </w:p>
     <w:p>
       <w:pPr>
-        <w:pStyle w:val="Normal"/>
-        <w:rPr>
-          <w:lang w:val="en-US"/>
-        </w:rPr>
-      </w:pPr>
-      <w:r>
-        <w:rPr>
-          <w:b/>
-          <w:bCs/>
-          <w:lang w:val="en-US"/>
-        </w:rPr>
+        <w:rPr>
+          <w:lang w:val="en-US"/>
+        </w:rPr>
+      </w:pPr>
+      <w:r>
+        <w:rPr>
+          <w:b/>
+          <w:bCs/>
+          <w:lang w:val="en-US"/>
+        </w:rPr>
+        <w:lastRenderedPageBreak/>
         <w:t>Business Advisor</w:t>
       </w:r>
       <w:r>
@@ -693,13 +639,17 @@
         </w:rPr>
         <w:br/>
         <w:t>Heredia, Costa Rica</w:t>
+      </w:r>
+      <w:r>
+        <w:rPr>
+          <w:lang w:val="en-US"/>
+        </w:rPr>
         <w:br/>
         <w:t>December 2021 – November 2022</w:t>
       </w:r>
     </w:p>
     <w:p>
       <w:pPr>
-        <w:pStyle w:val="Normal"/>
         <w:numPr>
           <w:ilvl w:val="0"/>
           <w:numId w:val="4"/>
@@ -717,7 +667,6 @@
     </w:p>
     <w:p>
       <w:pPr>
-        <w:pStyle w:val="Normal"/>
         <w:numPr>
           <w:ilvl w:val="0"/>
           <w:numId w:val="4"/>
@@ -735,7 +684,6 @@
     </w:p>
     <w:p>
       <w:pPr>
-        <w:pStyle w:val="Normal"/>
         <w:numPr>
           <w:ilvl w:val="0"/>
           <w:numId w:val="4"/>
@@ -752,10 +700,6 @@
       </w:r>
     </w:p>
     <w:p>
-      <w:pPr>
-        <w:pStyle w:val="Normal"/>
-        <w:rPr/>
-      </w:pPr>
       <w:r>
         <w:rPr>
           <w:b/>
@@ -766,7 +710,6 @@
     </w:p>
     <w:p>
       <w:pPr>
-        <w:pStyle w:val="Normal"/>
         <w:numPr>
           <w:ilvl w:val="0"/>
           <w:numId w:val="5"/>
@@ -784,7 +727,6 @@
     </w:p>
     <w:p>
       <w:pPr>
-        <w:pStyle w:val="Normal"/>
         <w:rPr>
           <w:lang w:val="en-US"/>
         </w:rPr>
@@ -807,16 +749,13 @@
     </w:p>
     <w:p>
       <w:pPr>
-        <w:pStyle w:val="Normal"/>
-        <w:rPr/>
-      </w:pPr>
-      <w:r>
-        <w:rPr/>
-      </w:r>
-    </w:p>
-    <w:p>
-      <w:pPr>
-        <w:pStyle w:val="Normal"/>
+        <w:rPr>
+          <w:lang w:val="en-US"/>
+        </w:rPr>
+      </w:pPr>
+    </w:p>
+    <w:p>
+      <w:pPr>
         <w:rPr>
           <w:b/>
           <w:bCs/>
@@ -838,7 +777,6 @@
     </w:p>
     <w:p>
       <w:pPr>
-        <w:pStyle w:val="Normal"/>
         <w:rPr>
           <w:lang w:val="en-US"/>
         </w:rPr>
@@ -857,13 +795,17 @@
         </w:rPr>
         <w:br/>
         <w:t>Heredia, Costa Rica</w:t>
+      </w:r>
+      <w:r>
+        <w:rPr>
+          <w:lang w:val="en-US"/>
+        </w:rPr>
         <w:br/>
         <w:t>September 2017 – November 2021</w:t>
       </w:r>
     </w:p>
     <w:p>
       <w:pPr>
-        <w:pStyle w:val="Normal"/>
         <w:numPr>
           <w:ilvl w:val="0"/>
           <w:numId w:val="6"/>
@@ -881,7 +823,6 @@
     </w:p>
     <w:p>
       <w:pPr>
-        <w:pStyle w:val="Normal"/>
         <w:numPr>
           <w:ilvl w:val="0"/>
           <w:numId w:val="6"/>
@@ -899,7 +840,6 @@
     </w:p>
     <w:p>
       <w:pPr>
-        <w:pStyle w:val="Normal"/>
         <w:numPr>
           <w:ilvl w:val="0"/>
           <w:numId w:val="6"/>
@@ -916,10 +856,6 @@
       </w:r>
     </w:p>
     <w:p>
-      <w:pPr>
-        <w:pStyle w:val="Normal"/>
-        <w:rPr/>
-      </w:pPr>
       <w:r>
         <w:rPr>
           <w:b/>
@@ -930,7 +866,6 @@
     </w:p>
     <w:p>
       <w:pPr>
-        <w:pStyle w:val="Normal"/>
         <w:numPr>
           <w:ilvl w:val="0"/>
           <w:numId w:val="7"/>
@@ -948,7 +883,6 @@
     </w:p>
     <w:p>
       <w:pPr>
-        <w:pStyle w:val="Normal"/>
         <w:rPr>
           <w:lang w:val="en-US"/>
         </w:rPr>
@@ -971,16 +905,13 @@
     </w:p>
     <w:p>
       <w:pPr>
-        <w:pStyle w:val="Normal"/>
-        <w:rPr/>
-      </w:pPr>
-      <w:r>
-        <w:rPr/>
-      </w:r>
-    </w:p>
-    <w:p>
-      <w:pPr>
-        <w:pStyle w:val="Normal"/>
+        <w:rPr>
+          <w:lang w:val="en-US"/>
+        </w:rPr>
+      </w:pPr>
+    </w:p>
+    <w:p>
+      <w:pPr>
         <w:rPr>
           <w:b/>
           <w:bCs/>
@@ -1002,17 +933,17 @@
     </w:p>
     <w:p>
       <w:pPr>
-        <w:pStyle w:val="Normal"/>
-        <w:rPr>
-          <w:lang w:val="en-US"/>
-        </w:rPr>
-      </w:pPr>
-      <w:r>
-        <w:rPr>
-          <w:b/>
-          <w:bCs/>
-          <w:lang w:val="en-US"/>
-        </w:rPr>
+        <w:rPr>
+          <w:lang w:val="en-US"/>
+        </w:rPr>
+      </w:pPr>
+      <w:r>
+        <w:rPr>
+          <w:b/>
+          <w:bCs/>
+          <w:lang w:val="en-US"/>
+        </w:rPr>
+        <w:lastRenderedPageBreak/>
         <w:t>Business Analyst</w:t>
       </w:r>
       <w:r>
@@ -1021,13 +952,17 @@
         </w:rPr>
         <w:br/>
         <w:t>Heredia, Costa Rica</w:t>
+      </w:r>
+      <w:r>
+        <w:rPr>
+          <w:lang w:val="en-US"/>
+        </w:rPr>
         <w:br/>
         <w:t>November 2015 – September 2017</w:t>
       </w:r>
     </w:p>
     <w:p>
       <w:pPr>
-        <w:pStyle w:val="Normal"/>
         <w:numPr>
           <w:ilvl w:val="0"/>
           <w:numId w:val="8"/>
@@ -1045,7 +980,6 @@
     </w:p>
     <w:p>
       <w:pPr>
-        <w:pStyle w:val="Normal"/>
         <w:numPr>
           <w:ilvl w:val="0"/>
           <w:numId w:val="8"/>
@@ -1062,10 +996,6 @@
       </w:r>
     </w:p>
     <w:p>
-      <w:pPr>
-        <w:pStyle w:val="Normal"/>
-        <w:rPr/>
-      </w:pPr>
       <w:r>
         <w:rPr>
           <w:b/>
@@ -1076,7 +1006,6 @@
     </w:p>
     <w:p>
       <w:pPr>
-        <w:pStyle w:val="Normal"/>
         <w:numPr>
           <w:ilvl w:val="0"/>
           <w:numId w:val="9"/>
@@ -1094,50 +1023,52 @@
     </w:p>
     <w:p>
       <w:pPr>
-        <w:pStyle w:val="Normal"/>
-        <w:rPr/>
-      </w:pPr>
-      <w:r>
-        <w:rPr>
-          <w:b/>
-          <w:bCs/>
+        <w:rPr>
+          <w:lang w:val="en-US"/>
+        </w:rPr>
+      </w:pPr>
+      <w:r>
+        <w:rPr>
+          <w:b/>
+          <w:bCs/>
+          <w:lang w:val="en-US"/>
         </w:rPr>
         <w:t>Tools &amp; Technologies:</w:t>
       </w:r>
       <w:r>
-        <w:rPr/>
+        <w:rPr>
+          <w:lang w:val="en-US"/>
+        </w:rPr>
         <w:br/>
         <w:t>Excel, Internal CRM</w:t>
       </w:r>
     </w:p>
     <w:p>
       <w:pPr>
-        <w:pStyle w:val="Normal"/>
-        <w:rPr/>
-      </w:pPr>
-      <w:r>
-        <w:rPr/>
-      </w:r>
-    </w:p>
-    <w:p>
-      <w:pPr>
-        <w:pStyle w:val="Normal"/>
-        <w:rPr>
-          <w:b/>
-          <w:bCs/>
-        </w:rPr>
-      </w:pPr>
-      <w:r>
-        <w:rPr>
-          <w:b/>
-          <w:bCs/>
+        <w:rPr>
+          <w:lang w:val="en-US"/>
+        </w:rPr>
+      </w:pPr>
+    </w:p>
+    <w:p>
+      <w:pPr>
+        <w:rPr>
+          <w:b/>
+          <w:bCs/>
+          <w:lang w:val="en-US"/>
+        </w:rPr>
+      </w:pPr>
+      <w:r>
+        <w:rPr>
+          <w:b/>
+          <w:bCs/>
+          <w:lang w:val="en-US"/>
         </w:rPr>
         <w:t>EDUCATION</w:t>
       </w:r>
     </w:p>
     <w:p>
       <w:pPr>
-        <w:pStyle w:val="Normal"/>
         <w:rPr>
           <w:lang w:val="en-US"/>
         </w:rPr>
@@ -1156,15 +1087,24 @@
         </w:rPr>
         <w:br/>
         <w:t>Universidad Estatal a Distancia (UNED), Costa Rica</w:t>
+      </w:r>
+      <w:r>
+        <w:rPr>
+          <w:lang w:val="en-US"/>
+        </w:rPr>
         <w:br/>
         <w:t>2022 – Present</w:t>
+      </w:r>
+      <w:r>
+        <w:rPr>
+          <w:lang w:val="en-US"/>
+        </w:rPr>
         <w:br/>
         <w:t>Status: Final graduation project pending</w:t>
       </w:r>
     </w:p>
     <w:p>
       <w:pPr>
-        <w:pStyle w:val="Normal"/>
         <w:rPr>
           <w:lang w:val="en-US"/>
         </w:rPr>
@@ -1183,15 +1123,16 @@
         </w:rPr>
         <w:br/>
         <w:t>Instituto Nacional de Aprendizaje (INA)</w:t>
+      </w:r>
+      <w:r>
+        <w:rPr>
+          <w:lang w:val="en-US"/>
+        </w:rPr>
         <w:br/>
         <w:t>2008 – 2011</w:t>
       </w:r>
     </w:p>
     <w:p>
-      <w:pPr>
-        <w:pStyle w:val="Normal"/>
-        <w:rPr/>
-      </w:pPr>
       <w:r>
         <w:rPr>
           <w:b/>
@@ -1200,37 +1141,26 @@
         <w:t>High School Diploma</w:t>
       </w:r>
       <w:r>
-        <w:rPr/>
         <w:br/>
         <w:t>Liceo San José de Alajuela</w:t>
+      </w:r>
+      <w:r>
         <w:br/>
         <w:t>2001 – 2007</w:t>
       </w:r>
     </w:p>
     <w:p>
-      <w:pPr>
-        <w:pStyle w:val="Normal"/>
-        <w:rPr/>
-      </w:pPr>
-      <w:r>
-        <w:rPr/>
+      <w:r>
         <w:t>Academic Goal:</w:t>
+      </w:r>
+      <w:r>
         <w:br/>
         <w:t>Master’s Degree in Artificial Intelligence – Universidad CENFOTEC</w:t>
       </w:r>
     </w:p>
-    <w:p>
-      <w:pPr>
-        <w:pStyle w:val="Normal"/>
-        <w:rPr/>
-      </w:pPr>
-      <w:r>
-        <w:rPr/>
-      </w:r>
-    </w:p>
-    <w:p>
-      <w:pPr>
-        <w:pStyle w:val="Normal"/>
+    <w:p/>
+    <w:p>
+      <w:pPr>
         <w:rPr>
           <w:b/>
           <w:bCs/>
@@ -1246,63 +1176,50 @@
     </w:p>
     <w:p>
       <w:pPr>
-        <w:pStyle w:val="Normal"/>
         <w:numPr>
           <w:ilvl w:val="0"/>
           <w:numId w:val="10"/>
         </w:numPr>
-        <w:rPr/>
-      </w:pPr>
-      <w:r>
-        <w:rPr/>
+      </w:pPr>
+      <w:r>
         <w:t>Google Data Analytics</w:t>
       </w:r>
     </w:p>
     <w:p>
       <w:pPr>
-        <w:pStyle w:val="Normal"/>
         <w:numPr>
           <w:ilvl w:val="0"/>
           <w:numId w:val="10"/>
         </w:numPr>
-        <w:rPr/>
-      </w:pPr>
-      <w:r>
-        <w:rPr/>
+      </w:pPr>
+      <w:r>
         <w:t>Google Advanced Data Analytics</w:t>
       </w:r>
     </w:p>
     <w:p>
       <w:pPr>
-        <w:pStyle w:val="Normal"/>
         <w:numPr>
           <w:ilvl w:val="0"/>
           <w:numId w:val="10"/>
         </w:numPr>
-        <w:rPr/>
-      </w:pPr>
-      <w:r>
-        <w:rPr/>
+      </w:pPr>
+      <w:r>
         <w:t>Google Project Management</w:t>
       </w:r>
     </w:p>
     <w:p>
       <w:pPr>
-        <w:pStyle w:val="Normal"/>
         <w:numPr>
           <w:ilvl w:val="0"/>
           <w:numId w:val="10"/>
         </w:numPr>
-        <w:rPr/>
-      </w:pPr>
-      <w:r>
-        <w:rPr/>
+      </w:pPr>
+      <w:r>
         <w:t>Google IT Automation with Python</w:t>
       </w:r>
     </w:p>
     <w:p>
       <w:pPr>
-        <w:pStyle w:val="Normal"/>
         <w:numPr>
           <w:ilvl w:val="0"/>
           <w:numId w:val="10"/>
@@ -1320,30 +1237,19 @@
     </w:p>
     <w:p>
       <w:pPr>
-        <w:pStyle w:val="Normal"/>
         <w:numPr>
           <w:ilvl w:val="0"/>
           <w:numId w:val="10"/>
         </w:numPr>
-        <w:rPr/>
-      </w:pPr>
-      <w:r>
-        <w:rPr/>
+      </w:pPr>
+      <w:r>
+        <w:lastRenderedPageBreak/>
         <w:t>Data Scientist: Analytics Specialist</w:t>
       </w:r>
     </w:p>
-    <w:p>
-      <w:pPr>
-        <w:pStyle w:val="Normal"/>
-        <w:rPr/>
-      </w:pPr>
-      <w:r>
-        <w:rPr/>
-      </w:r>
-    </w:p>
-    <w:p>
-      <w:pPr>
-        <w:pStyle w:val="Normal"/>
+    <w:p/>
+    <w:p>
+      <w:pPr>
         <w:rPr>
           <w:b/>
           <w:bCs/>
@@ -1361,7 +1267,6 @@
     </w:p>
     <w:p>
       <w:pPr>
-        <w:pStyle w:val="Normal"/>
         <w:rPr>
           <w:lang w:val="en-US"/>
         </w:rPr>
@@ -1384,7 +1289,6 @@
     </w:p>
     <w:p>
       <w:pPr>
-        <w:pStyle w:val="Normal"/>
         <w:rPr>
           <w:lang w:val="en-US"/>
         </w:rPr>
@@ -1407,7 +1311,6 @@
     </w:p>
     <w:p>
       <w:pPr>
-        <w:pStyle w:val="Normal"/>
         <w:rPr>
           <w:lang w:val="en-US"/>
         </w:rPr>
@@ -1430,7 +1333,6 @@
     </w:p>
     <w:p>
       <w:pPr>
-        <w:pStyle w:val="Normal"/>
         <w:rPr>
           <w:lang w:val="en-US"/>
         </w:rPr>
@@ -1453,16 +1355,13 @@
     </w:p>
     <w:p>
       <w:pPr>
-        <w:pStyle w:val="Normal"/>
-        <w:rPr/>
-      </w:pPr>
-      <w:r>
-        <w:rPr/>
-      </w:r>
-    </w:p>
-    <w:p>
-      <w:pPr>
-        <w:pStyle w:val="Normal"/>
+        <w:rPr>
+          <w:lang w:val="en-US"/>
+        </w:rPr>
+      </w:pPr>
+    </w:p>
+    <w:p>
+      <w:pPr>
         <w:rPr>
           <w:b/>
           <w:bCs/>
@@ -1478,114 +1377,84 @@
     </w:p>
     <w:p>
       <w:pPr>
-        <w:pStyle w:val="Normal"/>
         <w:numPr>
           <w:ilvl w:val="0"/>
           <w:numId w:val="11"/>
         </w:numPr>
-        <w:rPr/>
-      </w:pPr>
-      <w:r>
-        <w:rPr/>
+      </w:pPr>
+      <w:r>
         <w:t>Analytical Thinking</w:t>
       </w:r>
     </w:p>
     <w:p>
       <w:pPr>
-        <w:pStyle w:val="Normal"/>
         <w:numPr>
           <w:ilvl w:val="0"/>
           <w:numId w:val="11"/>
         </w:numPr>
-        <w:rPr/>
-      </w:pPr>
-      <w:r>
-        <w:rPr/>
+      </w:pPr>
+      <w:r>
         <w:t>Attention to Detail</w:t>
       </w:r>
     </w:p>
     <w:p>
       <w:pPr>
-        <w:pStyle w:val="Normal"/>
         <w:numPr>
           <w:ilvl w:val="0"/>
           <w:numId w:val="11"/>
         </w:numPr>
-        <w:rPr/>
-      </w:pPr>
-      <w:r>
-        <w:rPr/>
+      </w:pPr>
+      <w:r>
         <w:t>Clear and Effective Communication</w:t>
       </w:r>
     </w:p>
     <w:p>
       <w:pPr>
-        <w:pStyle w:val="Normal"/>
         <w:numPr>
           <w:ilvl w:val="0"/>
           <w:numId w:val="11"/>
         </w:numPr>
-        <w:rPr/>
-      </w:pPr>
-      <w:r>
-        <w:rPr/>
+      </w:pPr>
+      <w:r>
         <w:t>Continuous Learning</w:t>
       </w:r>
     </w:p>
     <w:p>
       <w:pPr>
-        <w:pStyle w:val="Normal"/>
         <w:numPr>
           <w:ilvl w:val="0"/>
           <w:numId w:val="11"/>
         </w:numPr>
-        <w:rPr/>
-      </w:pPr>
-      <w:r>
-        <w:rPr/>
+      </w:pPr>
+      <w:r>
         <w:t>Proactive Problem Solving</w:t>
       </w:r>
     </w:p>
     <w:p>
       <w:pPr>
-        <w:pStyle w:val="Normal"/>
         <w:numPr>
           <w:ilvl w:val="0"/>
           <w:numId w:val="11"/>
         </w:numPr>
-        <w:rPr/>
-      </w:pPr>
-      <w:r>
-        <w:rPr/>
+      </w:pPr>
+      <w:r>
         <w:t>Critical Thinking</w:t>
       </w:r>
     </w:p>
     <w:p>
       <w:pPr>
-        <w:pStyle w:val="Normal"/>
         <w:numPr>
           <w:ilvl w:val="0"/>
           <w:numId w:val="11"/>
         </w:numPr>
-        <w:rPr/>
-      </w:pPr>
-      <w:r>
-        <w:rPr/>
+      </w:pPr>
+      <w:r>
         <w:t>Team Collaboration</w:t>
       </w:r>
     </w:p>
-    <w:p>
-      <w:pPr>
-        <w:pStyle w:val="Normal"/>
-        <w:rPr/>
-      </w:pPr>
-      <w:r>
-        <w:rPr/>
-      </w:r>
-    </w:p>
-    <w:p>
-      <w:pPr>
-        <w:pStyle w:val="Normal"/>
+    <w:p/>
+    <w:p>
+      <w:pPr>
         <w:rPr>
           <w:b/>
           <w:bCs/>
@@ -1600,44 +1469,28 @@
       </w:r>
     </w:p>
     <w:p>
-      <w:pPr>
-        <w:pStyle w:val="Normal"/>
-        <w:rPr/>
-      </w:pPr>
-      <w:r>
-        <w:rPr/>
+      <w:r>
         <w:t>Art | Technology | Reading | Animals</w:t>
       </w:r>
     </w:p>
-    <w:p>
-      <w:pPr>
-        <w:pStyle w:val="Normal"/>
-        <w:widowControl/>
-        <w:bidi w:val="0"/>
-        <w:spacing w:lineRule="auto" w:line="276" w:before="0" w:after="160"/>
-        <w:jc w:val="left"/>
-        <w:rPr/>
-      </w:pPr>
-      <w:r>
-        <w:rPr/>
-      </w:r>
-    </w:p>
+    <w:p/>
     <w:sectPr>
-      <w:type w:val="nextPage"/>
       <w:pgSz w:w="11906" w:h="16838"/>
-      <w:pgMar w:left="1701" w:right="1701" w:gutter="0" w:header="0" w:top="1417" w:footer="0" w:bottom="1417"/>
-      <w:pgNumType w:fmt="decimal"/>
-      <w:formProt w:val="false"/>
-      <w:textDirection w:val="lrTb"/>
-      <w:docGrid w:type="default" w:linePitch="360" w:charSpace="0"/>
+      <w:pgMar w:top="1417" w:right="1701" w:bottom="1417" w:left="1701" w:header="0" w:footer="0" w:gutter="0"/>
+      <w:cols w:space="720"/>
+      <w:formProt w:val="0"/>
+      <w:docGrid w:linePitch="360"/>
     </w:sectPr>
   </w:body>
 </w:document>
 </file>
 
 <file path=word/numbering.xml><?xml version="1.0" encoding="utf-8"?>
-<w:numbering xmlns:w="http://schemas.openxmlformats.org/wordprocessingml/2006/main" xmlns:o="urn:schemas-microsoft-com:office:office" xmlns:r="http://schemas.openxmlformats.org/officeDocument/2006/relationships" xmlns:v="urn:schemas-microsoft-com:vml" xmlns:mc="http://schemas.openxmlformats.org/markup-compatibility/2006" xmlns:w14="http://schemas.microsoft.com/office/word/2010/wordml" mc:Ignorable="w14">
-  <w:abstractNum w:abstractNumId="1">
+<w:numbering xmlns:wpc="http://schemas.microsoft.com/office/word/2010/wordprocessingCanvas" xmlns:cx="http://schemas.microsoft.com/office/drawing/2014/chartex" xmlns:cx1="http://schemas.microsoft.com/office/drawing/2015/9/8/chartex" xmlns:cx2="http://schemas.microsoft.com/office/drawing/2015/10/21/chartex" xmlns:cx3="http://schemas.microsoft.com/office/drawing/2016/5/9/chartex" xmlns:cx4="http://schemas.microsoft.com/office/drawing/2016/5/10/chartex" xmlns:cx5="http://schemas.microsoft.com/office/drawing/2016/5/11/chartex" xmlns:cx6="http://schemas.microsoft.com/office/drawing/2016/5/12/chartex" xmlns:cx7="http://schemas.microsoft.com/office/drawing/2016/5/13/chartex" xmlns:cx8="http://schemas.microsoft.com/office/drawing/2016/5/14/chartex" xmlns:mc="http://schemas.openxmlformats.org/markup-compatibility/2006" xmlns:aink="http://schemas.microsoft.com/office/drawing/2016/ink" xmlns:am3d="http://schemas.microsoft.com/office/drawing/2017/model3d" xmlns:o="urn:schemas-microsoft-com:office:office" xmlns:oel="http://schemas.microsoft.com/office/2019/extlst" xmlns:r="http://schemas.openxmlformats.org/officeDocument/2006/relationships" xmlns:m="http://schemas.openxmlformats.org/officeDocument/2006/math" xmlns:v="urn:schemas-microsoft-com:vml" xmlns:wp14="http://schemas.microsoft.com/office/word/2010/wordprocessingDrawing" xmlns:wp="http://schemas.openxmlformats.org/drawingml/2006/wordprocessingDrawing" xmlns:w10="urn:schemas-microsoft-com:office:word" xmlns:w="http://schemas.openxmlformats.org/wordprocessingml/2006/main" xmlns:w14="http://schemas.microsoft.com/office/word/2010/wordml" xmlns:w15="http://schemas.microsoft.com/office/word/2012/wordml" xmlns:w16cex="http://schemas.microsoft.com/office/word/2018/wordml/cex" xmlns:w16cid="http://schemas.microsoft.com/office/word/2016/wordml/cid" xmlns:w16="http://schemas.microsoft.com/office/word/2018/wordml" xmlns:w16du="http://schemas.microsoft.com/office/word/2023/wordml/word16du" xmlns:w16sdtdh="http://schemas.microsoft.com/office/word/2020/wordml/sdtdatahash" xmlns:w16sdtfl="http://schemas.microsoft.com/office/word/2024/wordml/sdtformatlock" xmlns:w16se="http://schemas.microsoft.com/office/word/2015/wordml/symex" xmlns:wpg="http://schemas.microsoft.com/office/word/2010/wordprocessingGroup" xmlns:wpi="http://schemas.microsoft.com/office/word/2010/wordprocessingInk" xmlns:wne="http://schemas.microsoft.com/office/word/2006/wordml" xmlns:wps="http://schemas.microsoft.com/office/word/2010/wordprocessingShape" mc:Ignorable="w14 w15 w16se w16cid w16 w16cex w16sdtdh w16sdtfl w16du wp14">
+  <w:abstractNum w:abstractNumId="0" w15:restartNumberingAfterBreak="0">
+    <w:nsid w:val="086F33CC"/>
+    <w:multiLevelType w:val="multilevel"/>
+    <w:tmpl w:val="8B8E2874"/>
     <w:lvl w:ilvl="0">
       <w:start w:val="1"/>
       <w:numFmt w:val="bullet"/>
@@ -1783,7 +1636,10 @@
       </w:rPr>
     </w:lvl>
   </w:abstractNum>
-  <w:abstractNum w:abstractNumId="2">
+  <w:abstractNum w:abstractNumId="1" w15:restartNumberingAfterBreak="0">
+    <w:nsid w:val="099F4111"/>
+    <w:multiLevelType w:val="multilevel"/>
+    <w:tmpl w:val="C7221816"/>
     <w:lvl w:ilvl="0">
       <w:start w:val="1"/>
       <w:numFmt w:val="bullet"/>
@@ -1929,7 +1785,10 @@
       </w:rPr>
     </w:lvl>
   </w:abstractNum>
-  <w:abstractNum w:abstractNumId="3">
+  <w:abstractNum w:abstractNumId="2" w15:restartNumberingAfterBreak="0">
+    <w:nsid w:val="0C3B5615"/>
+    <w:multiLevelType w:val="multilevel"/>
+    <w:tmpl w:val="58147158"/>
     <w:lvl w:ilvl="0">
       <w:start w:val="1"/>
       <w:numFmt w:val="bullet"/>
@@ -2075,7 +1934,10 @@
       </w:rPr>
     </w:lvl>
   </w:abstractNum>
-  <w:abstractNum w:abstractNumId="4">
+  <w:abstractNum w:abstractNumId="3" w15:restartNumberingAfterBreak="0">
+    <w:nsid w:val="12254417"/>
+    <w:multiLevelType w:val="multilevel"/>
+    <w:tmpl w:val="D902BFCC"/>
     <w:lvl w:ilvl="0">
       <w:start w:val="1"/>
       <w:numFmt w:val="bullet"/>
@@ -2221,7 +2083,10 @@
       </w:rPr>
     </w:lvl>
   </w:abstractNum>
-  <w:abstractNum w:abstractNumId="5">
+  <w:abstractNum w:abstractNumId="4" w15:restartNumberingAfterBreak="0">
+    <w:nsid w:val="16735EBE"/>
+    <w:multiLevelType w:val="multilevel"/>
+    <w:tmpl w:val="B9E4E9C2"/>
     <w:lvl w:ilvl="0">
       <w:start w:val="1"/>
       <w:numFmt w:val="bullet"/>
@@ -2367,7 +2232,10 @@
       </w:rPr>
     </w:lvl>
   </w:abstractNum>
-  <w:abstractNum w:abstractNumId="6">
+  <w:abstractNum w:abstractNumId="5" w15:restartNumberingAfterBreak="0">
+    <w:nsid w:val="221F3632"/>
+    <w:multiLevelType w:val="multilevel"/>
+    <w:tmpl w:val="ACB40380"/>
     <w:lvl w:ilvl="0">
       <w:start w:val="1"/>
       <w:numFmt w:val="bullet"/>
@@ -2513,7 +2381,10 @@
       </w:rPr>
     </w:lvl>
   </w:abstractNum>
-  <w:abstractNum w:abstractNumId="7">
+  <w:abstractNum w:abstractNumId="6" w15:restartNumberingAfterBreak="0">
+    <w:nsid w:val="2F162401"/>
+    <w:multiLevelType w:val="multilevel"/>
+    <w:tmpl w:val="DB18C818"/>
     <w:lvl w:ilvl="0">
       <w:start w:val="1"/>
       <w:numFmt w:val="bullet"/>
@@ -2659,7 +2530,10 @@
       </w:rPr>
     </w:lvl>
   </w:abstractNum>
-  <w:abstractNum w:abstractNumId="8">
+  <w:abstractNum w:abstractNumId="7" w15:restartNumberingAfterBreak="0">
+    <w:nsid w:val="3926330B"/>
+    <w:multiLevelType w:val="multilevel"/>
+    <w:tmpl w:val="C3728076"/>
     <w:lvl w:ilvl="0">
       <w:start w:val="1"/>
       <w:numFmt w:val="bullet"/>
@@ -2805,7 +2679,10 @@
       </w:rPr>
     </w:lvl>
   </w:abstractNum>
-  <w:abstractNum w:abstractNumId="9">
+  <w:abstractNum w:abstractNumId="8" w15:restartNumberingAfterBreak="0">
+    <w:nsid w:val="43CC19D1"/>
+    <w:multiLevelType w:val="multilevel"/>
+    <w:tmpl w:val="4C7EDF10"/>
     <w:lvl w:ilvl="0">
       <w:start w:val="1"/>
       <w:numFmt w:val="bullet"/>
@@ -2951,7 +2828,10 @@
       </w:rPr>
     </w:lvl>
   </w:abstractNum>
-  <w:abstractNum w:abstractNumId="10">
+  <w:abstractNum w:abstractNumId="9" w15:restartNumberingAfterBreak="0">
+    <w:nsid w:val="4E7C2160"/>
+    <w:multiLevelType w:val="multilevel"/>
+    <w:tmpl w:val="1DC80B52"/>
     <w:lvl w:ilvl="0">
       <w:start w:val="1"/>
       <w:numFmt w:val="bullet"/>
@@ -3097,7 +2977,10 @@
       </w:rPr>
     </w:lvl>
   </w:abstractNum>
-  <w:abstractNum w:abstractNumId="11">
+  <w:abstractNum w:abstractNumId="10" w15:restartNumberingAfterBreak="0">
+    <w:nsid w:val="61EB47EF"/>
+    <w:multiLevelType w:val="multilevel"/>
+    <w:tmpl w:val="9FCE2824"/>
     <w:lvl w:ilvl="0">
       <w:start w:val="1"/>
       <w:numFmt w:val="bullet"/>
@@ -3243,7 +3126,10 @@
       </w:rPr>
     </w:lvl>
   </w:abstractNum>
-  <w:abstractNum w:abstractNumId="12">
+  <w:abstractNum w:abstractNumId="11" w15:restartNumberingAfterBreak="0">
+    <w:nsid w:val="7A463325"/>
+    <w:multiLevelType w:val="multilevel"/>
+    <w:tmpl w:val="A54E524E"/>
     <w:lvl w:ilvl="0">
       <w:start w:val="1"/>
       <w:numFmt w:val="none"/>
@@ -3254,7 +3140,7 @@
         <w:tabs>
           <w:tab w:val="num" w:pos="0"/>
         </w:tabs>
-        <w:ind w:left="0" w:hanging="0"/>
+        <w:ind w:left="0" w:firstLine="0"/>
       </w:pPr>
     </w:lvl>
     <w:lvl w:ilvl="1">
@@ -3267,7 +3153,7 @@
         <w:tabs>
           <w:tab w:val="num" w:pos="0"/>
         </w:tabs>
-        <w:ind w:left="0" w:hanging="0"/>
+        <w:ind w:left="0" w:firstLine="0"/>
       </w:pPr>
     </w:lvl>
     <w:lvl w:ilvl="2">
@@ -3280,7 +3166,7 @@
         <w:tabs>
           <w:tab w:val="num" w:pos="0"/>
         </w:tabs>
-        <w:ind w:left="0" w:hanging="0"/>
+        <w:ind w:left="0" w:firstLine="0"/>
       </w:pPr>
     </w:lvl>
     <w:lvl w:ilvl="3">
@@ -3293,7 +3179,7 @@
         <w:tabs>
           <w:tab w:val="num" w:pos="0"/>
         </w:tabs>
-        <w:ind w:left="0" w:hanging="0"/>
+        <w:ind w:left="0" w:firstLine="0"/>
       </w:pPr>
     </w:lvl>
     <w:lvl w:ilvl="4">
@@ -3306,7 +3192,7 @@
         <w:tabs>
           <w:tab w:val="num" w:pos="0"/>
         </w:tabs>
-        <w:ind w:left="0" w:hanging="0"/>
+        <w:ind w:left="0" w:firstLine="0"/>
       </w:pPr>
     </w:lvl>
     <w:lvl w:ilvl="5">
@@ -3319,7 +3205,7 @@
         <w:tabs>
           <w:tab w:val="num" w:pos="0"/>
         </w:tabs>
-        <w:ind w:left="0" w:hanging="0"/>
+        <w:ind w:left="0" w:firstLine="0"/>
       </w:pPr>
     </w:lvl>
     <w:lvl w:ilvl="6">
@@ -3332,7 +3218,7 @@
         <w:tabs>
           <w:tab w:val="num" w:pos="0"/>
         </w:tabs>
-        <w:ind w:left="0" w:hanging="0"/>
+        <w:ind w:left="0" w:firstLine="0"/>
       </w:pPr>
     </w:lvl>
     <w:lvl w:ilvl="7">
@@ -3345,7 +3231,7 @@
         <w:tabs>
           <w:tab w:val="num" w:pos="0"/>
         </w:tabs>
-        <w:ind w:left="0" w:hanging="0"/>
+        <w:ind w:left="0" w:firstLine="0"/>
       </w:pPr>
     </w:lvl>
     <w:lvl w:ilvl="8">
@@ -3358,55 +3244,55 @@
         <w:tabs>
           <w:tab w:val="num" w:pos="0"/>
         </w:tabs>
-        <w:ind w:left="0" w:hanging="0"/>
+        <w:ind w:left="0" w:firstLine="0"/>
       </w:pPr>
     </w:lvl>
   </w:abstractNum>
-  <w:num w:numId="1">
+  <w:num w:numId="1" w16cid:durableId="368922612">
+    <w:abstractNumId w:val="10"/>
+  </w:num>
+  <w:num w:numId="2" w16cid:durableId="1276133248">
+    <w:abstractNumId w:val="6"/>
+  </w:num>
+  <w:num w:numId="3" w16cid:durableId="1790707740">
+    <w:abstractNumId w:val="0"/>
+  </w:num>
+  <w:num w:numId="4" w16cid:durableId="1545167603">
+    <w:abstractNumId w:val="2"/>
+  </w:num>
+  <w:num w:numId="5" w16cid:durableId="956525592">
+    <w:abstractNumId w:val="4"/>
+  </w:num>
+  <w:num w:numId="6" w16cid:durableId="889807195">
+    <w:abstractNumId w:val="7"/>
+  </w:num>
+  <w:num w:numId="7" w16cid:durableId="24185846">
     <w:abstractNumId w:val="1"/>
   </w:num>
-  <w:num w:numId="2">
-    <w:abstractNumId w:val="2"/>
+  <w:num w:numId="8" w16cid:durableId="308172204">
+    <w:abstractNumId w:val="5"/>
   </w:num>
-  <w:num w:numId="3">
+  <w:num w:numId="9" w16cid:durableId="898443799">
+    <w:abstractNumId w:val="8"/>
+  </w:num>
+  <w:num w:numId="10" w16cid:durableId="1849129991">
+    <w:abstractNumId w:val="9"/>
+  </w:num>
+  <w:num w:numId="11" w16cid:durableId="2098551497">
     <w:abstractNumId w:val="3"/>
   </w:num>
-  <w:num w:numId="4">
-    <w:abstractNumId w:val="4"/>
-  </w:num>
-  <w:num w:numId="5">
-    <w:abstractNumId w:val="5"/>
-  </w:num>
-  <w:num w:numId="6">
-    <w:abstractNumId w:val="6"/>
-  </w:num>
-  <w:num w:numId="7">
-    <w:abstractNumId w:val="7"/>
-  </w:num>
-  <w:num w:numId="8">
-    <w:abstractNumId w:val="8"/>
-  </w:num>
-  <w:num w:numId="9">
-    <w:abstractNumId w:val="9"/>
-  </w:num>
-  <w:num w:numId="10">
-    <w:abstractNumId w:val="10"/>
-  </w:num>
-  <w:num w:numId="11">
+  <w:num w:numId="12" w16cid:durableId="2112241775">
     <w:abstractNumId w:val="11"/>
-  </w:num>
-  <w:num w:numId="12">
-    <w:abstractNumId w:val="12"/>
   </w:num>
 </w:numbering>
 </file>
 
 <file path=word/styles.xml><?xml version="1.0" encoding="utf-8"?>
-<w:styles xmlns:w="http://schemas.openxmlformats.org/wordprocessingml/2006/main" xmlns:w14="http://schemas.microsoft.com/office/word/2010/wordml" xmlns:mc="http://schemas.openxmlformats.org/markup-compatibility/2006" mc:Ignorable="w14">
+<w:styles xmlns:mc="http://schemas.openxmlformats.org/markup-compatibility/2006" xmlns:r="http://schemas.openxmlformats.org/officeDocument/2006/relationships" xmlns:w="http://schemas.openxmlformats.org/wordprocessingml/2006/main" xmlns:w14="http://schemas.microsoft.com/office/word/2010/wordml" xmlns:w15="http://schemas.microsoft.com/office/word/2012/wordml" xmlns:w16cex="http://schemas.microsoft.com/office/word/2018/wordml/cex" xmlns:w16cid="http://schemas.microsoft.com/office/word/2016/wordml/cid" xmlns:w16="http://schemas.microsoft.com/office/word/2018/wordml" xmlns:w16du="http://schemas.microsoft.com/office/word/2023/wordml/word16du" xmlns:w16sdtdh="http://schemas.microsoft.com/office/word/2020/wordml/sdtdatahash" xmlns:w16sdtfl="http://schemas.microsoft.com/office/word/2024/wordml/sdtformatlock" xmlns:w16se="http://schemas.microsoft.com/office/word/2015/wordml/symex" mc:Ignorable="w14 w15 w16se w16cid w16 w16cex w16sdtdh w16sdtfl w16du">
   <w:docDefaults>
     <w:rPrDefault>
       <w:rPr>
-        <w:rFonts w:ascii="Aptos" w:hAnsi="Aptos" w:eastAsia="Aptos" w:cs="" w:asciiTheme="minorHAnsi" w:cstheme="minorBidi" w:eastAsiaTheme="minorHAnsi" w:hAnsiTheme="minorHAnsi"/>
+        <w:rFonts w:asciiTheme="minorHAnsi" w:eastAsiaTheme="minorHAnsi" w:hAnsiTheme="minorHAnsi" w:cstheme="minorBidi"/>
         <w:kern w:val="2"/>
         <w:sz w:val="24"/>
         <w:szCs w:val="24"/>
@@ -3416,21 +3302,21 @@
     </w:rPrDefault>
     <w:pPrDefault>
       <w:pPr>
-        <w:suppressAutoHyphens w:val="true"/>
+        <w:suppressAutoHyphens/>
       </w:pPr>
     </w:pPrDefault>
   </w:docDefaults>
   <w:latentStyles w:defLockedState="0" w:defUIPriority="99" w:defSemiHidden="0" w:defUnhideWhenUsed="0" w:defQFormat="0" w:count="376">
     <w:lsdException w:name="Normal" w:uiPriority="0" w:qFormat="1"/>
     <w:lsdException w:name="heading 1" w:uiPriority="9" w:qFormat="1"/>
-    <w:lsdException w:name="heading 2" w:uiPriority="9" w:semiHidden="1" w:unhideWhenUsed="1" w:qFormat="1"/>
-    <w:lsdException w:name="heading 3" w:uiPriority="9" w:semiHidden="1" w:unhideWhenUsed="1" w:qFormat="1"/>
-    <w:lsdException w:name="heading 4" w:uiPriority="9" w:semiHidden="1" w:unhideWhenUsed="1" w:qFormat="1"/>
-    <w:lsdException w:name="heading 5" w:uiPriority="9" w:semiHidden="1" w:unhideWhenUsed="1" w:qFormat="1"/>
-    <w:lsdException w:name="heading 6" w:uiPriority="9" w:semiHidden="1" w:unhideWhenUsed="1" w:qFormat="1"/>
-    <w:lsdException w:name="heading 7" w:uiPriority="9" w:semiHidden="1" w:unhideWhenUsed="1" w:qFormat="1"/>
-    <w:lsdException w:name="heading 8" w:uiPriority="9" w:semiHidden="1" w:unhideWhenUsed="1" w:qFormat="1"/>
-    <w:lsdException w:name="heading 9" w:uiPriority="9" w:semiHidden="1" w:unhideWhenUsed="1" w:qFormat="1"/>
+    <w:lsdException w:name="heading 2" w:semiHidden="1" w:uiPriority="9" w:unhideWhenUsed="1" w:qFormat="1"/>
+    <w:lsdException w:name="heading 3" w:semiHidden="1" w:uiPriority="9" w:unhideWhenUsed="1" w:qFormat="1"/>
+    <w:lsdException w:name="heading 4" w:semiHidden="1" w:uiPriority="9" w:unhideWhenUsed="1" w:qFormat="1"/>
+    <w:lsdException w:name="heading 5" w:semiHidden="1" w:uiPriority="9" w:unhideWhenUsed="1" w:qFormat="1"/>
+    <w:lsdException w:name="heading 6" w:semiHidden="1" w:uiPriority="9" w:unhideWhenUsed="1" w:qFormat="1"/>
+    <w:lsdException w:name="heading 7" w:semiHidden="1" w:uiPriority="9" w:unhideWhenUsed="1" w:qFormat="1"/>
+    <w:lsdException w:name="heading 8" w:semiHidden="1" w:uiPriority="9" w:unhideWhenUsed="1" w:qFormat="1"/>
+    <w:lsdException w:name="heading 9" w:semiHidden="1" w:uiPriority="9" w:unhideWhenUsed="1" w:qFormat="1"/>
     <w:lsdException w:name="index 1" w:semiHidden="1" w:unhideWhenUsed="1"/>
     <w:lsdException w:name="index 2" w:semiHidden="1" w:unhideWhenUsed="1"/>
     <w:lsdException w:name="index 3" w:semiHidden="1" w:unhideWhenUsed="1"/>
@@ -3440,22 +3326,22 @@
     <w:lsdException w:name="index 7" w:semiHidden="1" w:unhideWhenUsed="1"/>
     <w:lsdException w:name="index 8" w:semiHidden="1" w:unhideWhenUsed="1"/>
     <w:lsdException w:name="index 9" w:semiHidden="1" w:unhideWhenUsed="1"/>
-    <w:lsdException w:name="toc 1" w:uiPriority="39" w:semiHidden="1" w:unhideWhenUsed="1"/>
-    <w:lsdException w:name="toc 2" w:uiPriority="39" w:semiHidden="1" w:unhideWhenUsed="1"/>
-    <w:lsdException w:name="toc 3" w:uiPriority="39" w:semiHidden="1" w:unhideWhenUsed="1"/>
-    <w:lsdException w:name="toc 4" w:uiPriority="39" w:semiHidden="1" w:unhideWhenUsed="1"/>
-    <w:lsdException w:name="toc 5" w:uiPriority="39" w:semiHidden="1" w:unhideWhenUsed="1"/>
-    <w:lsdException w:name="toc 6" w:uiPriority="39" w:semiHidden="1" w:unhideWhenUsed="1"/>
-    <w:lsdException w:name="toc 7" w:uiPriority="39" w:semiHidden="1" w:unhideWhenUsed="1"/>
-    <w:lsdException w:name="toc 8" w:uiPriority="39" w:semiHidden="1" w:unhideWhenUsed="1"/>
-    <w:lsdException w:name="toc 9" w:uiPriority="39" w:semiHidden="1" w:unhideWhenUsed="1"/>
+    <w:lsdException w:name="toc 1" w:semiHidden="1" w:uiPriority="39" w:unhideWhenUsed="1"/>
+    <w:lsdException w:name="toc 2" w:semiHidden="1" w:uiPriority="39" w:unhideWhenUsed="1"/>
+    <w:lsdException w:name="toc 3" w:semiHidden="1" w:uiPriority="39" w:unhideWhenUsed="1"/>
+    <w:lsdException w:name="toc 4" w:semiHidden="1" w:uiPriority="39" w:unhideWhenUsed="1"/>
+    <w:lsdException w:name="toc 5" w:semiHidden="1" w:uiPriority="39" w:unhideWhenUsed="1"/>
+    <w:lsdException w:name="toc 6" w:semiHidden="1" w:uiPriority="39" w:unhideWhenUsed="1"/>
+    <w:lsdException w:name="toc 7" w:semiHidden="1" w:uiPriority="39" w:unhideWhenUsed="1"/>
+    <w:lsdException w:name="toc 8" w:semiHidden="1" w:uiPriority="39" w:unhideWhenUsed="1"/>
+    <w:lsdException w:name="toc 9" w:semiHidden="1" w:uiPriority="39" w:unhideWhenUsed="1"/>
     <w:lsdException w:name="Normal Indent" w:semiHidden="1" w:unhideWhenUsed="1"/>
     <w:lsdException w:name="footnote text" w:semiHidden="1" w:unhideWhenUsed="1"/>
     <w:lsdException w:name="annotation text" w:semiHidden="1" w:unhideWhenUsed="1"/>
     <w:lsdException w:name="header" w:semiHidden="1" w:unhideWhenUsed="1"/>
     <w:lsdException w:name="footer" w:semiHidden="1" w:unhideWhenUsed="1"/>
     <w:lsdException w:name="index heading" w:semiHidden="1" w:unhideWhenUsed="1"/>
-    <w:lsdException w:name="caption" w:uiPriority="35" w:semiHidden="1" w:unhideWhenUsed="1" w:qFormat="1"/>
+    <w:lsdException w:name="caption" w:semiHidden="1" w:uiPriority="35" w:unhideWhenUsed="1" w:qFormat="1"/>
     <w:lsdException w:name="table of figures" w:semiHidden="1" w:unhideWhenUsed="1"/>
     <w:lsdException w:name="envelope address" w:semiHidden="1" w:unhideWhenUsed="1"/>
     <w:lsdException w:name="envelope return" w:semiHidden="1" w:unhideWhenUsed="1"/>
@@ -3486,7 +3372,7 @@
     <w:lsdException w:name="Title" w:uiPriority="10" w:qFormat="1"/>
     <w:lsdException w:name="Closing" w:semiHidden="1" w:unhideWhenUsed="1"/>
     <w:lsdException w:name="Signature" w:semiHidden="1" w:unhideWhenUsed="1"/>
-    <w:lsdException w:name="Default Paragraph Font" w:uiPriority="1" w:semiHidden="1" w:unhideWhenUsed="1"/>
+    <w:lsdException w:name="Default Paragraph Font" w:semiHidden="1" w:uiPriority="1" w:unhideWhenUsed="1"/>
     <w:lsdException w:name="Body Text" w:semiHidden="1" w:unhideWhenUsed="1"/>
     <w:lsdException w:name="Body Text Indent" w:semiHidden="1" w:unhideWhenUsed="1"/>
     <w:lsdException w:name="List Continue" w:semiHidden="1" w:unhideWhenUsed="1"/>
@@ -3686,8 +3572,8 @@
     <w:lsdException w:name="Subtle Reference" w:uiPriority="31" w:qFormat="1"/>
     <w:lsdException w:name="Intense Reference" w:uiPriority="32" w:qFormat="1"/>
     <w:lsdException w:name="Book Title" w:uiPriority="33" w:qFormat="1"/>
-    <w:lsdException w:name="Bibliography" w:uiPriority="37" w:semiHidden="1" w:unhideWhenUsed="1"/>
-    <w:lsdException w:name="TOC Heading" w:uiPriority="39" w:semiHidden="1" w:unhideWhenUsed="1" w:qFormat="1"/>
+    <w:lsdException w:name="Bibliography" w:semiHidden="1" w:uiPriority="37" w:unhideWhenUsed="1"/>
+    <w:lsdException w:name="TOC Heading" w:semiHidden="1" w:uiPriority="39" w:unhideWhenUsed="1" w:qFormat="1"/>
     <w:lsdException w:name="Plain Table 1" w:uiPriority="41"/>
     <w:lsdException w:name="Plain Table 2" w:uiPriority="42"/>
     <w:lsdException w:name="Plain Table 3" w:uiPriority="43"/>
@@ -3798,49 +3684,36 @@
     <w:lsdException w:name="Unresolved Mention" w:semiHidden="1" w:unhideWhenUsed="1"/>
     <w:lsdException w:name="Smart Link" w:semiHidden="1" w:unhideWhenUsed="1"/>
   </w:latentStyles>
-  <w:style w:type="paragraph" w:styleId="Normal" w:default="1">
+  <w:style w:type="paragraph" w:default="1" w:styleId="Normal">
     <w:name w:val="Normal"/>
     <w:qFormat/>
     <w:pPr>
-      <w:widowControl/>
-      <w:suppressAutoHyphens w:val="true"/>
-      <w:bidi w:val="0"/>
-      <w:spacing w:lineRule="auto" w:line="276" w:before="0" w:after="160"/>
-      <w:jc w:val="left"/>
+      <w:spacing w:after="160" w:line="276" w:lineRule="auto"/>
     </w:pPr>
-    <w:rPr>
-      <w:rFonts w:ascii="Aptos" w:hAnsi="Aptos" w:eastAsia="Aptos" w:cs="" w:asciiTheme="minorHAnsi" w:cstheme="minorBidi" w:eastAsiaTheme="minorHAnsi" w:hAnsiTheme="minorHAnsi"/>
-      <w:color w:val="auto"/>
-      <w:kern w:val="2"/>
-      <w:sz w:val="24"/>
-      <w:szCs w:val="24"/>
-      <w:lang w:val="es-ES" w:eastAsia="en-US" w:bidi="ar-SA"/>
-      <w14:ligatures w14:val="standardContextual"/>
-    </w:rPr>
   </w:style>
   <w:style w:type="paragraph" w:styleId="Heading1">
-    <w:name w:val="Heading 1"/>
+    <w:name w:val="heading 1"/>
     <w:basedOn w:val="Normal"/>
     <w:next w:val="Normal"/>
     <w:link w:val="Heading1Char"/>
     <w:uiPriority w:val="9"/>
     <w:qFormat/>
-    <w:rsid w:val="003722bd"/>
+    <w:rsid w:val="003722BD"/>
     <w:pPr>
-      <w:keepNext w:val="true"/>
+      <w:keepNext/>
       <w:keepLines/>
       <w:spacing w:before="360" w:after="80"/>
       <w:outlineLvl w:val="0"/>
     </w:pPr>
     <w:rPr>
-      <w:rFonts w:ascii="Aptos Display" w:hAnsi="Aptos Display" w:eastAsia="" w:cs="" w:asciiTheme="majorHAnsi" w:cstheme="majorBidi" w:eastAsiaTheme="majorEastAsia" w:hAnsiTheme="majorHAnsi"/>
-      <w:color w:themeColor="accent1" w:themeShade="bf" w:val="0F4761"/>
+      <w:rFonts w:asciiTheme="majorHAnsi" w:eastAsiaTheme="majorEastAsia" w:hAnsiTheme="majorHAnsi" w:cstheme="majorBidi"/>
+      <w:color w:val="0F4761" w:themeColor="accent1" w:themeShade="BF"/>
       <w:sz w:val="40"/>
       <w:szCs w:val="40"/>
     </w:rPr>
   </w:style>
   <w:style w:type="paragraph" w:styleId="Heading2">
-    <w:name w:val="Heading 2"/>
+    <w:name w:val="heading 2"/>
     <w:basedOn w:val="Normal"/>
     <w:next w:val="Normal"/>
     <w:link w:val="Heading2Char"/>
@@ -3848,22 +3721,22 @@
     <w:semiHidden/>
     <w:unhideWhenUsed/>
     <w:qFormat/>
-    <w:rsid w:val="003722bd"/>
+    <w:rsid w:val="003722BD"/>
     <w:pPr>
-      <w:keepNext w:val="true"/>
+      <w:keepNext/>
       <w:keepLines/>
       <w:spacing w:before="160" w:after="80"/>
       <w:outlineLvl w:val="1"/>
     </w:pPr>
     <w:rPr>
-      <w:rFonts w:ascii="Aptos Display" w:hAnsi="Aptos Display" w:eastAsia="" w:cs="" w:asciiTheme="majorHAnsi" w:cstheme="majorBidi" w:eastAsiaTheme="majorEastAsia" w:hAnsiTheme="majorHAnsi"/>
-      <w:color w:themeColor="accent1" w:themeShade="bf" w:val="0F4761"/>
+      <w:rFonts w:asciiTheme="majorHAnsi" w:eastAsiaTheme="majorEastAsia" w:hAnsiTheme="majorHAnsi" w:cstheme="majorBidi"/>
+      <w:color w:val="0F4761" w:themeColor="accent1" w:themeShade="BF"/>
       <w:sz w:val="32"/>
       <w:szCs w:val="32"/>
     </w:rPr>
   </w:style>
   <w:style w:type="paragraph" w:styleId="Heading3">
-    <w:name w:val="Heading 3"/>
+    <w:name w:val="heading 3"/>
     <w:basedOn w:val="Normal"/>
     <w:next w:val="Normal"/>
     <w:link w:val="Heading3Char"/>
@@ -3871,22 +3744,22 @@
     <w:semiHidden/>
     <w:unhideWhenUsed/>
     <w:qFormat/>
-    <w:rsid w:val="003722bd"/>
+    <w:rsid w:val="003722BD"/>
     <w:pPr>
-      <w:keepNext w:val="true"/>
+      <w:keepNext/>
       <w:keepLines/>
       <w:spacing w:before="160" w:after="80"/>
       <w:outlineLvl w:val="2"/>
     </w:pPr>
     <w:rPr>
-      <w:rFonts w:eastAsia="" w:cs="" w:cstheme="majorBidi" w:eastAsiaTheme="majorEastAsia"/>
-      <w:color w:themeColor="accent1" w:themeShade="bf" w:val="0F4761"/>
+      <w:rFonts w:eastAsiaTheme="majorEastAsia" w:cstheme="majorBidi"/>
+      <w:color w:val="0F4761" w:themeColor="accent1" w:themeShade="BF"/>
       <w:sz w:val="28"/>
       <w:szCs w:val="28"/>
     </w:rPr>
   </w:style>
   <w:style w:type="paragraph" w:styleId="Heading4">
-    <w:name w:val="Heading 4"/>
+    <w:name w:val="heading 4"/>
     <w:basedOn w:val="Normal"/>
     <w:next w:val="Normal"/>
     <w:link w:val="Heading4Char"/>
@@ -3894,22 +3767,22 @@
     <w:semiHidden/>
     <w:unhideWhenUsed/>
     <w:qFormat/>
-    <w:rsid w:val="003722bd"/>
+    <w:rsid w:val="003722BD"/>
     <w:pPr>
-      <w:keepNext w:val="true"/>
+      <w:keepNext/>
       <w:keepLines/>
       <w:spacing w:before="80" w:after="40"/>
       <w:outlineLvl w:val="3"/>
     </w:pPr>
     <w:rPr>
-      <w:rFonts w:eastAsia="" w:cs="" w:cstheme="majorBidi" w:eastAsiaTheme="majorEastAsia"/>
+      <w:rFonts w:eastAsiaTheme="majorEastAsia" w:cstheme="majorBidi"/>
       <w:i/>
       <w:iCs/>
-      <w:color w:themeColor="accent1" w:themeShade="bf" w:val="0F4761"/>
+      <w:color w:val="0F4761" w:themeColor="accent1" w:themeShade="BF"/>
     </w:rPr>
   </w:style>
   <w:style w:type="paragraph" w:styleId="Heading5">
-    <w:name w:val="Heading 5"/>
+    <w:name w:val="heading 5"/>
     <w:basedOn w:val="Normal"/>
     <w:next w:val="Normal"/>
     <w:link w:val="Heading5Char"/>
@@ -3917,20 +3790,20 @@
     <w:semiHidden/>
     <w:unhideWhenUsed/>
     <w:qFormat/>
-    <w:rsid w:val="003722bd"/>
+    <w:rsid w:val="003722BD"/>
     <w:pPr>
-      <w:keepNext w:val="true"/>
+      <w:keepNext/>
       <w:keepLines/>
       <w:spacing w:before="80" w:after="40"/>
       <w:outlineLvl w:val="4"/>
     </w:pPr>
     <w:rPr>
-      <w:rFonts w:eastAsia="" w:cs="" w:cstheme="majorBidi" w:eastAsiaTheme="majorEastAsia"/>
-      <w:color w:themeColor="accent1" w:themeShade="bf" w:val="0F4761"/>
+      <w:rFonts w:eastAsiaTheme="majorEastAsia" w:cstheme="majorBidi"/>
+      <w:color w:val="0F4761" w:themeColor="accent1" w:themeShade="BF"/>
     </w:rPr>
   </w:style>
   <w:style w:type="paragraph" w:styleId="Heading6">
-    <w:name w:val="Heading 6"/>
+    <w:name w:val="heading 6"/>
     <w:basedOn w:val="Normal"/>
     <w:next w:val="Normal"/>
     <w:link w:val="Heading6Char"/>
@@ -3938,22 +3811,22 @@
     <w:semiHidden/>
     <w:unhideWhenUsed/>
     <w:qFormat/>
-    <w:rsid w:val="003722bd"/>
+    <w:rsid w:val="003722BD"/>
     <w:pPr>
-      <w:keepNext w:val="true"/>
+      <w:keepNext/>
       <w:keepLines/>
       <w:spacing w:before="40" w:after="0"/>
       <w:outlineLvl w:val="5"/>
     </w:pPr>
     <w:rPr>
-      <w:rFonts w:eastAsia="" w:cs="" w:cstheme="majorBidi" w:eastAsiaTheme="majorEastAsia"/>
+      <w:rFonts w:eastAsiaTheme="majorEastAsia" w:cstheme="majorBidi"/>
       <w:i/>
       <w:iCs/>
-      <w:color w:themeColor="text1" w:themeTint="a6" w:val="595959"/>
+      <w:color w:val="595959" w:themeColor="text1" w:themeTint="A6"/>
     </w:rPr>
   </w:style>
   <w:style w:type="paragraph" w:styleId="Heading7">
-    <w:name w:val="Heading 7"/>
+    <w:name w:val="heading 7"/>
     <w:basedOn w:val="Normal"/>
     <w:next w:val="Normal"/>
     <w:link w:val="Heading7Char"/>
@@ -3961,20 +3834,20 @@
     <w:semiHidden/>
     <w:unhideWhenUsed/>
     <w:qFormat/>
-    <w:rsid w:val="003722bd"/>
+    <w:rsid w:val="003722BD"/>
     <w:pPr>
-      <w:keepNext w:val="true"/>
+      <w:keepNext/>
       <w:keepLines/>
       <w:spacing w:before="40" w:after="0"/>
       <w:outlineLvl w:val="6"/>
     </w:pPr>
     <w:rPr>
-      <w:rFonts w:eastAsia="" w:cs="" w:cstheme="majorBidi" w:eastAsiaTheme="majorEastAsia"/>
-      <w:color w:themeColor="text1" w:themeTint="a6" w:val="595959"/>
+      <w:rFonts w:eastAsiaTheme="majorEastAsia" w:cstheme="majorBidi"/>
+      <w:color w:val="595959" w:themeColor="text1" w:themeTint="A6"/>
     </w:rPr>
   </w:style>
   <w:style w:type="paragraph" w:styleId="Heading8">
-    <w:name w:val="Heading 8"/>
+    <w:name w:val="heading 8"/>
     <w:basedOn w:val="Normal"/>
     <w:next w:val="Normal"/>
     <w:link w:val="Heading8Char"/>
@@ -3982,22 +3855,22 @@
     <w:semiHidden/>
     <w:unhideWhenUsed/>
     <w:qFormat/>
-    <w:rsid w:val="003722bd"/>
+    <w:rsid w:val="003722BD"/>
     <w:pPr>
-      <w:keepNext w:val="true"/>
+      <w:keepNext/>
       <w:keepLines/>
-      <w:spacing w:before="0" w:after="0"/>
+      <w:spacing w:after="0"/>
       <w:outlineLvl w:val="7"/>
     </w:pPr>
     <w:rPr>
-      <w:rFonts w:eastAsia="" w:cs="" w:cstheme="majorBidi" w:eastAsiaTheme="majorEastAsia"/>
+      <w:rFonts w:eastAsiaTheme="majorEastAsia" w:cstheme="majorBidi"/>
       <w:i/>
       <w:iCs/>
-      <w:color w:themeColor="text1" w:themeTint="d8" w:val="272727"/>
+      <w:color w:val="272727" w:themeColor="text1" w:themeTint="D8"/>
     </w:rPr>
   </w:style>
   <w:style w:type="paragraph" w:styleId="Heading9">
-    <w:name w:val="Heading 9"/>
+    <w:name w:val="heading 9"/>
     <w:basedOn w:val="Normal"/>
     <w:next w:val="Normal"/>
     <w:link w:val="Heading9Char"/>
@@ -4005,184 +3878,214 @@
     <w:semiHidden/>
     <w:unhideWhenUsed/>
     <w:qFormat/>
-    <w:rsid w:val="003722bd"/>
+    <w:rsid w:val="003722BD"/>
     <w:pPr>
-      <w:keepNext w:val="true"/>
+      <w:keepNext/>
       <w:keepLines/>
-      <w:spacing w:before="0" w:after="0"/>
+      <w:spacing w:after="0"/>
       <w:outlineLvl w:val="8"/>
     </w:pPr>
     <w:rPr>
-      <w:rFonts w:eastAsia="" w:cs="" w:cstheme="majorBidi" w:eastAsiaTheme="majorEastAsia"/>
-      <w:color w:themeColor="text1" w:themeTint="d8" w:val="272727"/>
+      <w:rFonts w:eastAsiaTheme="majorEastAsia" w:cstheme="majorBidi"/>
+      <w:color w:val="272727" w:themeColor="text1" w:themeTint="D8"/>
     </w:rPr>
   </w:style>
-  <w:style w:type="character" w:styleId="DefaultParagraphFont" w:default="1">
+  <w:style w:type="character" w:default="1" w:styleId="DefaultParagraphFont">
     <w:name w:val="Default Paragraph Font"/>
     <w:uiPriority w:val="1"/>
     <w:semiHidden/>
     <w:unhideWhenUsed/>
-    <w:qFormat/>
-    <w:rPr/>
   </w:style>
-  <w:style w:type="character" w:styleId="Heading1Char" w:customStyle="1">
+  <w:style w:type="table" w:default="1" w:styleId="TableNormal">
+    <w:name w:val="Normal Table"/>
+    <w:uiPriority w:val="99"/>
+    <w:semiHidden/>
+    <w:unhideWhenUsed/>
+    <w:tblPr>
+      <w:tblInd w:w="0" w:type="dxa"/>
+      <w:tblCellMar>
+        <w:top w:w="0" w:type="dxa"/>
+        <w:left w:w="108" w:type="dxa"/>
+        <w:bottom w:w="0" w:type="dxa"/>
+        <w:right w:w="108" w:type="dxa"/>
+      </w:tblCellMar>
+    </w:tblPr>
+  </w:style>
+  <w:style w:type="numbering" w:default="1" w:styleId="NoList">
+    <w:name w:val="No List"/>
+    <w:uiPriority w:val="99"/>
+    <w:semiHidden/>
+    <w:unhideWhenUsed/>
+  </w:style>
+  <w:style w:type="character" w:customStyle="1" w:styleId="Heading1Char">
     <w:name w:val="Heading 1 Char"/>
     <w:basedOn w:val="DefaultParagraphFont"/>
+    <w:link w:val="Heading1"/>
     <w:uiPriority w:val="9"/>
     <w:qFormat/>
-    <w:rsid w:val="003722bd"/>
+    <w:rsid w:val="003722BD"/>
     <w:rPr>
-      <w:rFonts w:ascii="Aptos Display" w:hAnsi="Aptos Display" w:eastAsia="" w:cs="" w:asciiTheme="majorHAnsi" w:cstheme="majorBidi" w:eastAsiaTheme="majorEastAsia" w:hAnsiTheme="majorHAnsi"/>
-      <w:color w:themeColor="accent1" w:themeShade="bf" w:val="0F4761"/>
+      <w:rFonts w:asciiTheme="majorHAnsi" w:eastAsiaTheme="majorEastAsia" w:hAnsiTheme="majorHAnsi" w:cstheme="majorBidi"/>
+      <w:color w:val="0F4761" w:themeColor="accent1" w:themeShade="BF"/>
       <w:sz w:val="40"/>
       <w:szCs w:val="40"/>
     </w:rPr>
   </w:style>
-  <w:style w:type="character" w:styleId="Heading2Char" w:customStyle="1">
+  <w:style w:type="character" w:customStyle="1" w:styleId="Heading2Char">
     <w:name w:val="Heading 2 Char"/>
     <w:basedOn w:val="DefaultParagraphFont"/>
+    <w:link w:val="Heading2"/>
     <w:uiPriority w:val="9"/>
     <w:semiHidden/>
     <w:qFormat/>
-    <w:rsid w:val="003722bd"/>
+    <w:rsid w:val="003722BD"/>
     <w:rPr>
-      <w:rFonts w:ascii="Aptos Display" w:hAnsi="Aptos Display" w:eastAsia="" w:cs="" w:asciiTheme="majorHAnsi" w:cstheme="majorBidi" w:eastAsiaTheme="majorEastAsia" w:hAnsiTheme="majorHAnsi"/>
-      <w:color w:themeColor="accent1" w:themeShade="bf" w:val="0F4761"/>
+      <w:rFonts w:asciiTheme="majorHAnsi" w:eastAsiaTheme="majorEastAsia" w:hAnsiTheme="majorHAnsi" w:cstheme="majorBidi"/>
+      <w:color w:val="0F4761" w:themeColor="accent1" w:themeShade="BF"/>
       <w:sz w:val="32"/>
       <w:szCs w:val="32"/>
     </w:rPr>
   </w:style>
-  <w:style w:type="character" w:styleId="Heading3Char" w:customStyle="1">
+  <w:style w:type="character" w:customStyle="1" w:styleId="Heading3Char">
     <w:name w:val="Heading 3 Char"/>
     <w:basedOn w:val="DefaultParagraphFont"/>
+    <w:link w:val="Heading3"/>
     <w:uiPriority w:val="9"/>
     <w:semiHidden/>
     <w:qFormat/>
-    <w:rsid w:val="003722bd"/>
+    <w:rsid w:val="003722BD"/>
     <w:rPr>
-      <w:rFonts w:eastAsia="" w:cs="" w:cstheme="majorBidi" w:eastAsiaTheme="majorEastAsia"/>
-      <w:color w:themeColor="accent1" w:themeShade="bf" w:val="0F4761"/>
+      <w:rFonts w:eastAsiaTheme="majorEastAsia" w:cstheme="majorBidi"/>
+      <w:color w:val="0F4761" w:themeColor="accent1" w:themeShade="BF"/>
       <w:sz w:val="28"/>
       <w:szCs w:val="28"/>
     </w:rPr>
   </w:style>
-  <w:style w:type="character" w:styleId="Heading4Char" w:customStyle="1">
+  <w:style w:type="character" w:customStyle="1" w:styleId="Heading4Char">
     <w:name w:val="Heading 4 Char"/>
     <w:basedOn w:val="DefaultParagraphFont"/>
+    <w:link w:val="Heading4"/>
     <w:uiPriority w:val="9"/>
     <w:semiHidden/>
     <w:qFormat/>
-    <w:rsid w:val="003722bd"/>
+    <w:rsid w:val="003722BD"/>
     <w:rPr>
-      <w:rFonts w:eastAsia="" w:cs="" w:cstheme="majorBidi" w:eastAsiaTheme="majorEastAsia"/>
+      <w:rFonts w:eastAsiaTheme="majorEastAsia" w:cstheme="majorBidi"/>
       <w:i/>
       <w:iCs/>
-      <w:color w:themeColor="accent1" w:themeShade="bf" w:val="0F4761"/>
+      <w:color w:val="0F4761" w:themeColor="accent1" w:themeShade="BF"/>
     </w:rPr>
   </w:style>
-  <w:style w:type="character" w:styleId="Heading5Char" w:customStyle="1">
+  <w:style w:type="character" w:customStyle="1" w:styleId="Heading5Char">
     <w:name w:val="Heading 5 Char"/>
     <w:basedOn w:val="DefaultParagraphFont"/>
+    <w:link w:val="Heading5"/>
     <w:uiPriority w:val="9"/>
     <w:semiHidden/>
     <w:qFormat/>
-    <w:rsid w:val="003722bd"/>
+    <w:rsid w:val="003722BD"/>
     <w:rPr>
-      <w:rFonts w:eastAsia="" w:cs="" w:cstheme="majorBidi" w:eastAsiaTheme="majorEastAsia"/>
-      <w:color w:themeColor="accent1" w:themeShade="bf" w:val="0F4761"/>
+      <w:rFonts w:eastAsiaTheme="majorEastAsia" w:cstheme="majorBidi"/>
+      <w:color w:val="0F4761" w:themeColor="accent1" w:themeShade="BF"/>
     </w:rPr>
   </w:style>
-  <w:style w:type="character" w:styleId="Heading6Char" w:customStyle="1">
+  <w:style w:type="character" w:customStyle="1" w:styleId="Heading6Char">
     <w:name w:val="Heading 6 Char"/>
     <w:basedOn w:val="DefaultParagraphFont"/>
+    <w:link w:val="Heading6"/>
     <w:uiPriority w:val="9"/>
     <w:semiHidden/>
     <w:qFormat/>
-    <w:rsid w:val="003722bd"/>
+    <w:rsid w:val="003722BD"/>
     <w:rPr>
-      <w:rFonts w:eastAsia="" w:cs="" w:cstheme="majorBidi" w:eastAsiaTheme="majorEastAsia"/>
+      <w:rFonts w:eastAsiaTheme="majorEastAsia" w:cstheme="majorBidi"/>
       <w:i/>
       <w:iCs/>
-      <w:color w:themeColor="text1" w:themeTint="a6" w:val="595959"/>
+      <w:color w:val="595959" w:themeColor="text1" w:themeTint="A6"/>
     </w:rPr>
   </w:style>
-  <w:style w:type="character" w:styleId="Heading7Char" w:customStyle="1">
+  <w:style w:type="character" w:customStyle="1" w:styleId="Heading7Char">
     <w:name w:val="Heading 7 Char"/>
     <w:basedOn w:val="DefaultParagraphFont"/>
+    <w:link w:val="Heading7"/>
     <w:uiPriority w:val="9"/>
     <w:semiHidden/>
     <w:qFormat/>
-    <w:rsid w:val="003722bd"/>
+    <w:rsid w:val="003722BD"/>
     <w:rPr>
-      <w:rFonts w:eastAsia="" w:cs="" w:cstheme="majorBidi" w:eastAsiaTheme="majorEastAsia"/>
-      <w:color w:themeColor="text1" w:themeTint="a6" w:val="595959"/>
+      <w:rFonts w:eastAsiaTheme="majorEastAsia" w:cstheme="majorBidi"/>
+      <w:color w:val="595959" w:themeColor="text1" w:themeTint="A6"/>
     </w:rPr>
   </w:style>
-  <w:style w:type="character" w:styleId="Heading8Char" w:customStyle="1">
+  <w:style w:type="character" w:customStyle="1" w:styleId="Heading8Char">
     <w:name w:val="Heading 8 Char"/>
     <w:basedOn w:val="DefaultParagraphFont"/>
+    <w:link w:val="Heading8"/>
     <w:uiPriority w:val="9"/>
     <w:semiHidden/>
     <w:qFormat/>
-    <w:rsid w:val="003722bd"/>
+    <w:rsid w:val="003722BD"/>
     <w:rPr>
-      <w:rFonts w:eastAsia="" w:cs="" w:cstheme="majorBidi" w:eastAsiaTheme="majorEastAsia"/>
+      <w:rFonts w:eastAsiaTheme="majorEastAsia" w:cstheme="majorBidi"/>
       <w:i/>
       <w:iCs/>
-      <w:color w:themeColor="text1" w:themeTint="d8" w:val="272727"/>
+      <w:color w:val="272727" w:themeColor="text1" w:themeTint="D8"/>
     </w:rPr>
   </w:style>
-  <w:style w:type="character" w:styleId="Heading9Char" w:customStyle="1">
+  <w:style w:type="character" w:customStyle="1" w:styleId="Heading9Char">
     <w:name w:val="Heading 9 Char"/>
     <w:basedOn w:val="DefaultParagraphFont"/>
+    <w:link w:val="Heading9"/>
     <w:uiPriority w:val="9"/>
     <w:semiHidden/>
     <w:qFormat/>
-    <w:rsid w:val="003722bd"/>
+    <w:rsid w:val="003722BD"/>
     <w:rPr>
-      <w:rFonts w:eastAsia="" w:cs="" w:cstheme="majorBidi" w:eastAsiaTheme="majorEastAsia"/>
-      <w:color w:themeColor="text1" w:themeTint="d8" w:val="272727"/>
+      <w:rFonts w:eastAsiaTheme="majorEastAsia" w:cstheme="majorBidi"/>
+      <w:color w:val="272727" w:themeColor="text1" w:themeTint="D8"/>
     </w:rPr>
   </w:style>
-  <w:style w:type="character" w:styleId="TitleChar" w:customStyle="1">
+  <w:style w:type="character" w:customStyle="1" w:styleId="TitleChar">
     <w:name w:val="Title Char"/>
     <w:basedOn w:val="DefaultParagraphFont"/>
+    <w:link w:val="Title"/>
     <w:uiPriority w:val="10"/>
     <w:qFormat/>
-    <w:rsid w:val="003722bd"/>
+    <w:rsid w:val="003722BD"/>
     <w:rPr>
-      <w:rFonts w:ascii="Aptos Display" w:hAnsi="Aptos Display" w:eastAsia="" w:cs="" w:asciiTheme="majorHAnsi" w:cstheme="majorBidi" w:eastAsiaTheme="majorEastAsia" w:hAnsiTheme="majorHAnsi"/>
+      <w:rFonts w:asciiTheme="majorHAnsi" w:eastAsiaTheme="majorEastAsia" w:hAnsiTheme="majorHAnsi" w:cstheme="majorBidi"/>
       <w:spacing w:val="-10"/>
       <w:kern w:val="2"/>
       <w:sz w:val="56"/>
       <w:szCs w:val="56"/>
     </w:rPr>
   </w:style>
-  <w:style w:type="character" w:styleId="SubtitleChar" w:customStyle="1">
+  <w:style w:type="character" w:customStyle="1" w:styleId="SubtitleChar">
     <w:name w:val="Subtitle Char"/>
     <w:basedOn w:val="DefaultParagraphFont"/>
+    <w:link w:val="Subtitle"/>
     <w:uiPriority w:val="11"/>
     <w:qFormat/>
-    <w:rsid w:val="003722bd"/>
+    <w:rsid w:val="003722BD"/>
     <w:rPr>
-      <w:rFonts w:eastAsia="" w:cs="" w:cstheme="majorBidi" w:eastAsiaTheme="majorEastAsia"/>
-      <w:color w:themeColor="text1" w:themeTint="a6" w:val="595959"/>
+      <w:rFonts w:eastAsiaTheme="majorEastAsia" w:cstheme="majorBidi"/>
+      <w:color w:val="595959" w:themeColor="text1" w:themeTint="A6"/>
       <w:spacing w:val="15"/>
       <w:sz w:val="28"/>
       <w:szCs w:val="28"/>
     </w:rPr>
   </w:style>
-  <w:style w:type="character" w:styleId="QuoteChar" w:customStyle="1">
+  <w:style w:type="character" w:customStyle="1" w:styleId="QuoteChar">
     <w:name w:val="Quote Char"/>
     <w:basedOn w:val="DefaultParagraphFont"/>
     <w:link w:val="Quote"/>
     <w:uiPriority w:val="29"/>
     <w:qFormat/>
-    <w:rsid w:val="003722bd"/>
+    <w:rsid w:val="003722BD"/>
     <w:rPr>
       <w:i/>
       <w:iCs/>
-      <w:color w:themeColor="text1" w:themeTint="bf" w:val="404040"/>
+      <w:color w:val="404040" w:themeColor="text1" w:themeTint="BF"/>
     </w:rPr>
   </w:style>
   <w:style w:type="character" w:styleId="IntenseEmphasis">
@@ -4190,24 +4093,24 @@
     <w:basedOn w:val="DefaultParagraphFont"/>
     <w:uiPriority w:val="21"/>
     <w:qFormat/>
-    <w:rsid w:val="003722bd"/>
+    <w:rsid w:val="003722BD"/>
     <w:rPr>
       <w:i/>
       <w:iCs/>
-      <w:color w:themeColor="accent1" w:themeShade="bf" w:val="0F4761"/>
+      <w:color w:val="0F4761" w:themeColor="accent1" w:themeShade="BF"/>
     </w:rPr>
   </w:style>
-  <w:style w:type="character" w:styleId="IntenseQuoteChar" w:customStyle="1">
+  <w:style w:type="character" w:customStyle="1" w:styleId="IntenseQuoteChar">
     <w:name w:val="Intense Quote Char"/>
     <w:basedOn w:val="DefaultParagraphFont"/>
     <w:link w:val="IntenseQuote"/>
     <w:uiPriority w:val="30"/>
     <w:qFormat/>
-    <w:rsid w:val="003722bd"/>
+    <w:rsid w:val="003722BD"/>
     <w:rPr>
       <w:i/>
       <w:iCs/>
-      <w:color w:themeColor="accent1" w:themeShade="bf" w:val="0F4761"/>
+      <w:color w:val="0F4761" w:themeColor="accent1" w:themeShade="BF"/>
     </w:rPr>
   </w:style>
   <w:style w:type="character" w:styleId="IntenseReference">
@@ -4215,12 +4118,12 @@
     <w:basedOn w:val="DefaultParagraphFont"/>
     <w:uiPriority w:val="32"/>
     <w:qFormat/>
-    <w:rsid w:val="003722bd"/>
+    <w:rsid w:val="003722BD"/>
     <w:rPr>
       <w:b/>
       <w:bCs/>
       <w:smallCaps/>
-      <w:color w:themeColor="accent1" w:themeShade="bf" w:val="0F4761"/>
+      <w:color w:val="0F4761" w:themeColor="accent1" w:themeShade="BF"/>
       <w:spacing w:val="5"/>
     </w:rPr>
   </w:style>
@@ -4229,9 +4132,9 @@
     <w:basedOn w:val="DefaultParagraphFont"/>
     <w:uiPriority w:val="99"/>
     <w:unhideWhenUsed/>
-    <w:rsid w:val="003722bd"/>
+    <w:rsid w:val="003722BD"/>
     <w:rPr>
-      <w:color w:themeColor="hyperlink" w:val="467886"/>
+      <w:color w:val="467886" w:themeColor="hyperlink"/>
       <w:u w:val="single"/>
     </w:rPr>
   </w:style>
@@ -4242,23 +4145,23 @@
     <w:semiHidden/>
     <w:unhideWhenUsed/>
     <w:qFormat/>
-    <w:rsid w:val="003722bd"/>
+    <w:rsid w:val="003722BD"/>
     <w:rPr>
       <w:color w:val="605E5C"/>
-      <w:shd w:fill="E1DFDD" w:val="clear"/>
+      <w:shd w:val="clear" w:color="auto" w:fill="E1DFDD"/>
     </w:rPr>
   </w:style>
-  <w:style w:type="paragraph" w:styleId="Ttulo">
+  <w:style w:type="paragraph" w:customStyle="1" w:styleId="Ttulo">
     <w:name w:val="Título"/>
     <w:basedOn w:val="Normal"/>
     <w:next w:val="BodyText"/>
     <w:qFormat/>
     <w:pPr>
-      <w:keepNext w:val="true"/>
+      <w:keepNext/>
       <w:spacing w:before="240" w:after="120"/>
     </w:pPr>
     <w:rPr>
-      <w:rFonts w:ascii="Liberation Sans" w:hAnsi="Liberation Sans" w:eastAsia="Noto Sans CJK SC" w:cs="Noto Sans Devanagari"/>
+      <w:rFonts w:ascii="Liberation Sans" w:eastAsia="Noto Sans CJK SC" w:hAnsi="Liberation Sans" w:cs="Noto Sans Devanagari"/>
       <w:sz w:val="28"/>
       <w:szCs w:val="28"/>
     </w:rPr>
@@ -4267,20 +4170,18 @@
     <w:name w:val="Body Text"/>
     <w:basedOn w:val="Normal"/>
     <w:pPr>
-      <w:spacing w:lineRule="auto" w:line="276" w:before="0" w:after="140"/>
+      <w:spacing w:after="140"/>
     </w:pPr>
-    <w:rPr/>
   </w:style>
   <w:style w:type="paragraph" w:styleId="List">
     <w:name w:val="List"/>
     <w:basedOn w:val="BodyText"/>
-    <w:pPr/>
     <w:rPr>
       <w:rFonts w:cs="Noto Sans Devanagari"/>
     </w:rPr>
   </w:style>
   <w:style w:type="paragraph" w:styleId="Caption">
-    <w:name w:val="Caption"/>
+    <w:name w:val="caption"/>
     <w:basedOn w:val="Normal"/>
     <w:qFormat/>
     <w:pPr>
@@ -4291,11 +4192,9 @@
       <w:rFonts w:cs="Noto Sans Devanagari"/>
       <w:i/>
       <w:iCs/>
-      <w:sz w:val="24"/>
-      <w:szCs w:val="24"/>
     </w:rPr>
   </w:style>
-  <w:style w:type="paragraph" w:styleId="ndice">
+  <w:style w:type="paragraph" w:customStyle="1" w:styleId="ndice">
     <w:name w:val="Índice"/>
     <w:basedOn w:val="Normal"/>
     <w:qFormat/>
@@ -4313,15 +4212,14 @@
     <w:link w:val="TitleChar"/>
     <w:uiPriority w:val="10"/>
     <w:qFormat/>
-    <w:rsid w:val="003722bd"/>
+    <w:rsid w:val="003722BD"/>
     <w:pPr>
-      <w:spacing w:lineRule="auto" w:line="240" w:before="0" w:after="80"/>
+      <w:spacing w:after="80" w:line="240" w:lineRule="auto"/>
       <w:contextualSpacing/>
     </w:pPr>
     <w:rPr>
-      <w:rFonts w:ascii="Aptos Display" w:hAnsi="Aptos Display" w:eastAsia="" w:cs="" w:asciiTheme="majorHAnsi" w:cstheme="majorBidi" w:eastAsiaTheme="majorEastAsia" w:hAnsiTheme="majorHAnsi"/>
+      <w:rFonts w:asciiTheme="majorHAnsi" w:eastAsiaTheme="majorEastAsia" w:hAnsiTheme="majorHAnsi" w:cstheme="majorBidi"/>
       <w:spacing w:val="-10"/>
-      <w:kern w:val="2"/>
       <w:sz w:val="56"/>
       <w:szCs w:val="56"/>
     </w:rPr>
@@ -4333,11 +4231,10 @@
     <w:link w:val="SubtitleChar"/>
     <w:uiPriority w:val="11"/>
     <w:qFormat/>
-    <w:rsid w:val="003722bd"/>
-    <w:pPr/>
+    <w:rsid w:val="003722BD"/>
     <w:rPr>
-      <w:rFonts w:eastAsia="" w:cs="" w:cstheme="majorBidi" w:eastAsiaTheme="majorEastAsia"/>
-      <w:color w:themeColor="text1" w:themeTint="a6" w:val="595959"/>
+      <w:rFonts w:eastAsiaTheme="majorEastAsia" w:cstheme="majorBidi"/>
+      <w:color w:val="595959" w:themeColor="text1" w:themeTint="A6"/>
       <w:spacing w:val="15"/>
       <w:sz w:val="28"/>
       <w:szCs w:val="28"/>
@@ -4350,15 +4247,15 @@
     <w:link w:val="QuoteChar"/>
     <w:uiPriority w:val="29"/>
     <w:qFormat/>
-    <w:rsid w:val="003722bd"/>
+    <w:rsid w:val="003722BD"/>
     <w:pPr>
-      <w:spacing w:before="160" w:after="160"/>
+      <w:spacing w:before="160"/>
       <w:jc w:val="center"/>
     </w:pPr>
     <w:rPr>
       <w:i/>
       <w:iCs/>
-      <w:color w:themeColor="text1" w:themeTint="bf" w:val="404040"/>
+      <w:color w:val="404040" w:themeColor="text1" w:themeTint="BF"/>
     </w:rPr>
   </w:style>
   <w:style w:type="paragraph" w:styleId="ListParagraph">
@@ -4366,13 +4263,11 @@
     <w:basedOn w:val="Normal"/>
     <w:uiPriority w:val="34"/>
     <w:qFormat/>
-    <w:rsid w:val="003722bd"/>
+    <w:rsid w:val="003722BD"/>
     <w:pPr>
-      <w:spacing w:before="0" w:after="160"/>
       <w:ind w:left="720"/>
       <w:contextualSpacing/>
     </w:pPr>
-    <w:rPr/>
   </w:style>
   <w:style w:type="paragraph" w:styleId="IntenseQuote">
     <w:name w:val="Intense Quote"/>
@@ -4381,11 +4276,11 @@
     <w:link w:val="IntenseQuoteChar"/>
     <w:uiPriority w:val="30"/>
     <w:qFormat/>
-    <w:rsid w:val="003722bd"/>
+    <w:rsid w:val="003722BD"/>
     <w:pPr>
       <w:pBdr>
-        <w:top w:val="single" w:sz="4" w:space="10" w:color="0F4761" w:themeColor="accent1" w:themeShade="bf"/>
-        <w:bottom w:val="single" w:sz="4" w:space="10" w:color="0F4761" w:themeColor="accent1" w:themeShade="bf"/>
+        <w:top w:val="single" w:sz="4" w:space="10" w:color="0F4761" w:themeColor="accent1" w:themeShade="BF"/>
+        <w:bottom w:val="single" w:sz="4" w:space="10" w:color="0F4761" w:themeColor="accent1" w:themeShade="BF"/>
       </w:pBdr>
       <w:spacing w:before="360" w:after="360"/>
       <w:ind w:left="864" w:right="864"/>
@@ -4394,82 +4289,68 @@
     <w:rPr>
       <w:i/>
       <w:iCs/>
-      <w:color w:themeColor="accent1" w:themeShade="bf" w:val="0F4761"/>
+      <w:color w:val="0F4761" w:themeColor="accent1" w:themeShade="BF"/>
     </w:rPr>
   </w:style>
-  <w:style w:type="numbering" w:styleId="Ningunalista" w:default="1">
+  <w:style w:type="numbering" w:customStyle="1" w:styleId="Ningunalista">
     <w:name w:val="Ninguna lista"/>
     <w:uiPriority w:val="99"/>
     <w:semiHidden/>
     <w:unhideWhenUsed/>
     <w:qFormat/>
   </w:style>
-  <w:style w:type="table" w:default="1" w:styleId="TableNormal">
-    <w:name w:val="Normal Table"/>
-    <w:uiPriority w:val="99"/>
-    <w:semiHidden/>
-    <w:unhideWhenUsed/>
-    <w:tblPr>
-      <w:tblCellMar>
-        <w:top w:w="0" w:type="dxa"/>
-        <w:left w:w="108" w:type="dxa"/>
-        <w:bottom w:w="0" w:type="dxa"/>
-        <w:right w:w="108" w:type="dxa"/>
-      </w:tblCellMar>
-    </w:tblPr>
-  </w:style>
 </w:styles>
 </file>
 
 <file path=word/theme/theme1.xml><?xml version="1.0" encoding="utf-8"?>
-<a:theme xmlns:a="http://schemas.openxmlformats.org/drawingml/2006/main" xmlns:r="http://schemas.openxmlformats.org/officeDocument/2006/relationships" name="Office Theme">
+<a:theme xmlns:a="http://schemas.openxmlformats.org/drawingml/2006/main" name="Office Theme">
   <a:themeElements>
     <a:clrScheme name="Office">
       <a:dk1>
         <a:srgbClr val="000000"/>
       </a:dk1>
       <a:lt1>
-        <a:srgbClr val="ffffff"/>
+        <a:srgbClr val="FFFFFF"/>
       </a:lt1>
       <a:dk2>
-        <a:srgbClr val="0e2841"/>
+        <a:srgbClr val="0E2841"/>
       </a:dk2>
       <a:lt2>
-        <a:srgbClr val="e8e8e8"/>
+        <a:srgbClr val="E8E8E8"/>
       </a:lt2>
       <a:accent1>
         <a:srgbClr val="156082"/>
       </a:accent1>
       <a:accent2>
-        <a:srgbClr val="e97132"/>
+        <a:srgbClr val="E97132"/>
       </a:accent2>
       <a:accent3>
-        <a:srgbClr val="196b24"/>
+        <a:srgbClr val="196B24"/>
       </a:accent3>
       <a:accent4>
-        <a:srgbClr val="0f9ed5"/>
+        <a:srgbClr val="0F9ED5"/>
       </a:accent4>
       <a:accent5>
-        <a:srgbClr val="a02b93"/>
+        <a:srgbClr val="A02B93"/>
       </a:accent5>
       <a:accent6>
-        <a:srgbClr val="4ea72e"/>
+        <a:srgbClr val="4EA72E"/>
       </a:accent6>
       <a:hlink>
         <a:srgbClr val="467886"/>
       </a:hlink>
       <a:folHlink>
-        <a:srgbClr val="96607d"/>
+        <a:srgbClr val="96607D"/>
       </a:folHlink>
     </a:clrScheme>
     <a:fontScheme name="Office">
       <a:majorFont>
-        <a:latin typeface="Aptos Display" panose="02110004020202020204" pitchFamily="0" charset="1"/>
+        <a:latin typeface="Aptos Display" panose="02110004020202020204"/>
         <a:ea typeface=""/>
         <a:cs typeface=""/>
       </a:majorFont>
       <a:minorFont>
-        <a:latin typeface="Aptos" panose="02110004020202020204" pitchFamily="0" charset="1"/>
+        <a:latin typeface="Aptos" panose="02110004020202020204"/>
         <a:ea typeface=""/>
         <a:cs typeface=""/>
       </a:minorFont>
@@ -4501,7 +4382,7 @@
             </a:gs>
           </a:gsLst>
           <a:lin ang="5400000" scaled="0"/>
-          <a:tileRect l="0" t="0" r="0" b="0"/>
+          <a:tileRect/>
         </a:gradFill>
         <a:gradFill>
           <a:gsLst>
@@ -4525,7 +4406,7 @@
             </a:gs>
           </a:gsLst>
           <a:lin ang="5400000" scaled="0"/>
-          <a:tileRect l="0" t="0" r="0" b="0"/>
+          <a:tileRect/>
         </a:gradFill>
       </a:fillStyleLst>
       <a:lnStyleLst>
@@ -4585,10 +4466,12 @@
             </a:gs>
           </a:gsLst>
           <a:lin ang="5400000" scaled="0"/>
-          <a:tileRect l="0" t="0" r="0" b="0"/>
+          <a:tileRect/>
         </a:gradFill>
       </a:bgFillStyleLst>
     </a:fmtScheme>
   </a:themeElements>
+  <a:objectDefaults/>
+  <a:extraClrSchemeLst/>
 </a:theme>
 </file>